--- a/docs/design/PO_Module_Requirements_Design.docx
+++ b/docs/design/PO_Module_Requirements_Design.docx
@@ -45,7 +45,7 @@
           <w:b/>
           <w:bCs/>
         </w:rPr>
-        <w:t xml:space="preserve">Version 1.0 — October 2026 · Module code</w:t>
+        <w:t xml:space="preserve">Version 1.1 — October 2026 · Module code</w:t>
       </w:r>
       <w:r>
         <w:rPr>
@@ -77,6 +77,199 @@
         <w:t xml:space="preserve">· Status: draft for review</w:t>
       </w:r>
     </w:p>
+    <w:tbl>
+      <w:tblPr>
+        <w:tblStyle w:val="Table"/>
+        <w:tblW w:type="auto" w:w="0"/>
+        <w:tblLook w:firstRow="1" w:lastRow="0" w:firstColumn="0" w:lastColumn="0" w:noHBand="0" w:noVBand="0" w:val="0020"/>
+      </w:tblPr>
+      <w:tblGrid>
+        <w:gridCol w:w="3960"/>
+        <w:gridCol w:w="3960"/>
+      </w:tblGrid>
+      <w:tr>
+        <w:trPr>
+          <w:tblHeader w:val="on"/>
+        </w:trPr>
+        <w:tc>
+          <w:tcPr>
+            <w:shd w:val="clear" w:fill="F6E3DF"/>
+          </w:tcPr>
+          <w:p>
+            <w:pPr>
+              <w:pStyle w:val="Compact"/>
+            </w:pPr>
+            <w:r>
+              <w:rPr>
+                <w:sz w:val="17"/>
+              </w:rPr>
+              <w:t xml:space="preserve">Version</w:t>
+            </w:r>
+          </w:p>
+        </w:tc>
+        <w:tc>
+          <w:tcPr>
+            <w:shd w:val="clear" w:fill="F6E3DF"/>
+          </w:tcPr>
+          <w:p>
+            <w:pPr>
+              <w:pStyle w:val="Compact"/>
+            </w:pPr>
+            <w:r>
+              <w:rPr>
+                <w:sz w:val="17"/>
+              </w:rPr>
+              <w:t xml:space="preserve">Change</w:t>
+            </w:r>
+          </w:p>
+        </w:tc>
+      </w:tr>
+      <w:tr>
+        <w:tc>
+          <w:tcPr/>
+          <w:p>
+            <w:pPr>
+              <w:pStyle w:val="Compact"/>
+            </w:pPr>
+            <w:r>
+              <w:rPr>
+                <w:sz w:val="17"/>
+              </w:rPr>
+              <w:t xml:space="preserve">1.1</w:t>
+            </w:r>
+          </w:p>
+        </w:tc>
+        <w:tc>
+          <w:tcPr/>
+          <w:p>
+            <w:pPr>
+              <w:pStyle w:val="Compact"/>
+            </w:pPr>
+            <w:r>
+              <w:rPr>
+                <w:sz w:val="17"/>
+              </w:rPr>
+              <w:t xml:space="preserve">Purchase orders can be created</w:t>
+            </w:r>
+            <w:r>
+              <w:rPr>
+                <w:sz w:val="17"/>
+              </w:rPr>
+              <w:t xml:space="preserve"> </w:t>
+            </w:r>
+            <w:r>
+              <w:rPr>
+                <w:b/>
+                <w:bCs/>
+                <w:sz w:val="17"/>
+              </w:rPr>
+              <w:t xml:space="preserve">directly, without a requisition</w:t>
+            </w:r>
+            <w:r>
+              <w:rPr>
+                <w:sz w:val="17"/>
+              </w:rPr>
+              <w:t xml:space="preserve"> </w:t>
+            </w:r>
+            <w:r>
+              <w:rPr>
+                <w:sz w:val="17"/>
+              </w:rPr>
+              <w:t xml:space="preserve">(default); requisitions are optional. Supplier data comes</w:t>
+            </w:r>
+            <w:r>
+              <w:rPr>
+                <w:sz w:val="17"/>
+              </w:rPr>
+              <w:t xml:space="preserve"> </w:t>
+            </w:r>
+            <w:r>
+              <w:rPr>
+                <w:b/>
+                <w:bCs/>
+                <w:sz w:val="17"/>
+              </w:rPr>
+              <w:t xml:space="preserve">only from the existing</w:t>
+            </w:r>
+            <w:r>
+              <w:rPr>
+                <w:b/>
+                <w:bCs/>
+                <w:sz w:val="17"/>
+              </w:rPr>
+              <w:t xml:space="preserve"> </w:t>
+            </w:r>
+            <w:r>
+              <w:rPr>
+                <w:rStyle w:val="VerbatimChar"/>
+                <w:b/>
+                <w:bCs/>
+                <w:sz w:val="17"/>
+              </w:rPr>
+              <w:t xml:space="preserve">RR_SUPPLIER_*</w:t>
+            </w:r>
+            <w:r>
+              <w:rPr>
+                <w:b/>
+                <w:bCs/>
+                <w:sz w:val="17"/>
+              </w:rPr>
+              <w:t xml:space="preserve"> </w:t>
+            </w:r>
+            <w:r>
+              <w:rPr>
+                <w:b/>
+                <w:bCs/>
+                <w:sz w:val="17"/>
+              </w:rPr>
+              <w:t xml:space="preserve">tables</w:t>
+            </w:r>
+            <w:r>
+              <w:rPr>
+                <w:sz w:val="17"/>
+              </w:rPr>
+              <w:t xml:space="preserve"> </w:t>
+            </w:r>
+            <w:r>
+              <w:rPr>
+                <w:sz w:val="17"/>
+              </w:rPr>
+              <w:t xml:space="preserve">— section 4.10 lists every table and column used.</w:t>
+            </w:r>
+          </w:p>
+        </w:tc>
+      </w:tr>
+      <w:tr>
+        <w:tc>
+          <w:tcPr/>
+          <w:p>
+            <w:pPr>
+              <w:pStyle w:val="Compact"/>
+            </w:pPr>
+            <w:r>
+              <w:rPr>
+                <w:sz w:val="17"/>
+              </w:rPr>
+              <w:t xml:space="preserve">1.0</w:t>
+            </w:r>
+          </w:p>
+        </w:tc>
+        <w:tc>
+          <w:tcPr/>
+          <w:p>
+            <w:pPr>
+              <w:pStyle w:val="Compact"/>
+            </w:pPr>
+            <w:r>
+              <w:rPr>
+                <w:sz w:val="17"/>
+              </w:rPr>
+              <w:t xml:space="preserve">First issue</w:t>
+            </w:r>
+          </w:p>
+        </w:tc>
+      </w:tr>
+    </w:tbl>
     <w:p>
       <w:pPr>
         <w:pStyle w:val="BodyText"/>
@@ -615,7 +808,32 @@
               <w:rPr>
                 <w:sz w:val="17"/>
               </w:rPr>
-              <w:t xml:space="preserve">BU purchasing options, locations, categories, expense-item catalog, buyers, requester defaults, account derivation, numbering, supplier-site options</w:t>
+              <w:t xml:space="preserve">BU purchasing options, locations, categories, expense-item catalog, buyers, requester defaults, account derivation, numbering; suppliers from the existing</w:t>
+            </w:r>
+            <w:r>
+              <w:rPr>
+                <w:sz w:val="17"/>
+              </w:rPr>
+              <w:t xml:space="preserve"> </w:t>
+            </w:r>
+            <w:r>
+              <w:rPr>
+                <w:rStyle w:val="VerbatimChar"/>
+                <w:sz w:val="17"/>
+              </w:rPr>
+              <w:t xml:space="preserve">RR_SUPPLIER_*</w:t>
+            </w:r>
+            <w:r>
+              <w:rPr>
+                <w:sz w:val="17"/>
+              </w:rPr>
+              <w:t xml:space="preserve"> </w:t>
+            </w:r>
+            <w:r>
+              <w:rPr>
+                <w:sz w:val="17"/>
+              </w:rPr>
+              <w:t xml:space="preserve">tables (+ optional site options)</w:t>
             </w:r>
           </w:p>
         </w:tc>
@@ -701,9 +919,17 @@
             </w:pPr>
             <w:r>
               <w:rPr>
-                <w:sz w:val="17"/>
-              </w:rPr>
-              <w:t xml:space="preserve">Standard POs, quantity and amount (service) lines, schedules, distributions, approval, PDF and email to supplier</w:t>
+                <w:b/>
+                <w:bCs/>
+                <w:sz w:val="17"/>
+              </w:rPr>
+              <w:t xml:space="preserve">Direct POs without a requisition (standard path)</w:t>
+            </w:r>
+            <w:r>
+              <w:rPr>
+                <w:sz w:val="17"/>
+              </w:rPr>
+              <w:t xml:space="preserve">, quantity and amount (service) lines, schedules, distributions, approval, PDF and email to supplier</w:t>
             </w:r>
           </w:p>
         </w:tc>
@@ -2034,13 +2260,31 @@
           <w:b/>
           <w:bCs/>
         </w:rPr>
-        <w:t xml:space="preserve">Direct PO</w:t>
+        <w:t xml:space="preserve">Direct PO (standard path)</w:t>
       </w:r>
       <w:r>
         <w:t xml:space="preserve"> </w:t>
       </w:r>
       <w:r>
-        <w:t xml:space="preserve">— a buyer raises a PO without a requisition (for example a recurring service contract).</w:t>
+        <w:t xml:space="preserve">— a buyer creates the PO straight away, without a requisition (section 6.2.0).</w:t>
+      </w:r>
+      <w:r>
+        <w:t xml:space="preserve"> </w:t>
+      </w:r>
+      <w:r>
+        <w:t xml:space="preserve">Requisitions are optional; a BU can make them mandatory with</w:t>
+      </w:r>
+      <w:r>
+        <w:t xml:space="preserve"> </w:t>
+      </w:r>
+      <w:r>
+        <w:rPr>
+          <w:rStyle w:val="VerbatimChar"/>
+        </w:rPr>
+        <w:t xml:space="preserve">REQUIRE_REQUISITION = Y</w:t>
+      </w:r>
+      <w:r>
+        <w:t xml:space="preserve">.</w:t>
       </w:r>
     </w:p>
     <w:p>
@@ -5477,7 +5721,7 @@
     </w:p>
     <w:bookmarkEnd w:id="19"/>
     <w:bookmarkEnd w:id="20"/>
-    <w:bookmarkStart w:id="31" w:name="Xc4d6e3b0fc25bfdcac80a5542d11fe3f5d1aaf4"/>
+    <w:bookmarkStart w:id="32" w:name="Xc4d6e3b0fc25bfdcac80a5542d11fe3f5d1aaf4"/>
     <w:p>
       <w:pPr>
         <w:pStyle w:val="Heading2"/>
@@ -7568,6 +7812,39 @@
             </w:pPr>
             <w:r>
               <w:rPr>
+                <w:sz w:val="17"/>
+              </w:rPr>
+              <w:t xml:space="preserve">Default</w:t>
+            </w:r>
+            <w:r>
+              <w:rPr>
+                <w:sz w:val="17"/>
+              </w:rPr>
+              <w:t xml:space="preserve"> </w:t>
+            </w:r>
+            <w:r>
+              <w:rPr>
+                <w:rStyle w:val="VerbatimChar"/>
+                <w:b/>
+                <w:bCs/>
+                <w:sz w:val="17"/>
+              </w:rPr>
+              <w:t xml:space="preserve">N</w:t>
+            </w:r>
+            <w:r>
+              <w:rPr>
+                <w:sz w:val="17"/>
+              </w:rPr>
+              <w:t xml:space="preserve">: POs can be created directly.</w:t>
+            </w:r>
+            <w:r>
+              <w:rPr>
+                <w:sz w:val="17"/>
+              </w:rPr>
+              <w:t xml:space="preserve"> </w:t>
+            </w:r>
+            <w:r>
+              <w:rPr>
                 <w:rStyle w:val="VerbatimChar"/>
                 <w:sz w:val="17"/>
               </w:rPr>
@@ -11539,7 +11816,7 @@
               <w:rPr>
                 <w:sz w:val="17"/>
               </w:rPr>
-              <w:t xml:space="preserve">May raise POs without a requisition when</w:t>
+              <w:t xml:space="preserve">Default</w:t>
             </w:r>
             <w:r>
               <w:rPr>
@@ -11552,7 +11829,57 @@
                 <w:rStyle w:val="VerbatimChar"/>
                 <w:sz w:val="17"/>
               </w:rPr>
+              <w:t xml:space="preserve">Y</w:t>
+            </w:r>
+            <w:r>
+              <w:rPr>
+                <w:sz w:val="17"/>
+              </w:rPr>
+              <w:t xml:space="preserve">. Only matters when the BU sets</w:t>
+            </w:r>
+            <w:r>
+              <w:rPr>
+                <w:sz w:val="17"/>
+              </w:rPr>
+              <w:t xml:space="preserve"> </w:t>
+            </w:r>
+            <w:r>
+              <w:rPr>
+                <w:rStyle w:val="VerbatimChar"/>
+                <w:sz w:val="17"/>
+              </w:rPr>
               <w:t xml:space="preserve">REQUIRE_REQUISITION = Y</w:t>
+            </w:r>
+            <w:r>
+              <w:rPr>
+                <w:sz w:val="17"/>
+              </w:rPr>
+              <w:t xml:space="preserve">: buyers with</w:t>
+            </w:r>
+            <w:r>
+              <w:rPr>
+                <w:sz w:val="17"/>
+              </w:rPr>
+              <w:t xml:space="preserve"> </w:t>
+            </w:r>
+            <w:r>
+              <w:rPr>
+                <w:rStyle w:val="VerbatimChar"/>
+                <w:sz w:val="17"/>
+              </w:rPr>
+              <w:t xml:space="preserve">Y</w:t>
+            </w:r>
+            <w:r>
+              <w:rPr>
+                <w:sz w:val="17"/>
+              </w:rPr>
+              <w:t xml:space="preserve"> </w:t>
+            </w:r>
+            <w:r>
+              <w:rPr>
+                <w:sz w:val="17"/>
+              </w:rPr>
+              <w:t xml:space="preserve">may still create direct POs</w:t>
             </w:r>
           </w:p>
         </w:tc>
@@ -13840,13 +14167,28 @@
       </w:r>
     </w:p>
     <w:bookmarkEnd w:id="29"/>
-    <w:bookmarkStart w:id="30" w:name="X9248b33e24739434870d6d6c362fbf9228a175c"/>
+    <w:bookmarkStart w:id="31" w:name="X263c63c68c68839f9539c8ea41041088177cca8"/>
     <w:p>
       <w:pPr>
         <w:pStyle w:val="Heading3"/>
       </w:pPr>
       <w:r>
-        <w:t xml:space="preserve">4.10 RR_PO_SUPPLIER_SITE_OPTIONS — purchasing options per supplier site</w:t>
+        <w:t xml:space="preserve">4.10 Suppliers — existing</w:t>
+      </w:r>
+      <w:r>
+        <w:t xml:space="preserve"> </w:t>
+      </w:r>
+      <w:r>
+        <w:rPr>
+          <w:rStyle w:val="VerbatimChar"/>
+        </w:rPr>
+        <w:t xml:space="preserve">RR_SUPPLIER_*</w:t>
+      </w:r>
+      <w:r>
+        <w:t xml:space="preserve"> </w:t>
+      </w:r>
+      <w:r>
+        <w:t xml:space="preserve">tables</w:t>
       </w:r>
     </w:p>
     <w:p>
@@ -13854,22 +14196,929 @@
         <w:pStyle w:val="FirstParagraph"/>
       </w:pPr>
       <w:r>
-        <w:t xml:space="preserve">Suppliers stay in</w:t>
+        <w:t xml:space="preserve">Procurement has</w:t>
       </w:r>
       <w:r>
         <w:t xml:space="preserve"> </w:t>
       </w:r>
       <w:r>
         <w:rPr>
+          <w:b/>
+          <w:bCs/>
+        </w:rPr>
+        <w:t xml:space="preserve">no supplier master of its own</w:t>
+      </w:r>
+      <w:r>
+        <w:t xml:space="preserve">. Every supplier, site and address on a PO comes from the existing</w:t>
+      </w:r>
+      <w:r>
+        <w:t xml:space="preserve"> </w:t>
+      </w:r>
+      <w:r>
+        <w:t xml:space="preserve">Re-ERP supplier tables, which Payables already uses and the current supplier sync keeps up to date. Procurement only</w:t>
+      </w:r>
+      <w:r>
+        <w:t xml:space="preserve"> </w:t>
+      </w:r>
+      <w:r>
+        <w:t xml:space="preserve">reads them; the one extension (</w:t>
+      </w:r>
+      <w:r>
+        <w:rPr>
           <w:rStyle w:val="VerbatimChar"/>
         </w:rPr>
-        <w:t xml:space="preserve">RR_SUPPLIER_MASTER</w:t>
+        <w:t xml:space="preserve">RR_PO_SUPPLIER_SITE_OPTIONS</w:t>
+      </w:r>
+      <w:r>
+        <w:t xml:space="preserve">, below) is a 1:1 add-on per site and holds no supplier</w:t>
       </w:r>
       <w:r>
         <w:t xml:space="preserve"> </w:t>
       </w:r>
       <w:r>
-        <w:t xml:space="preserve">/</w:t>
+        <w:t xml:space="preserve">data.</w:t>
+      </w:r>
+    </w:p>
+    <w:tbl>
+      <w:tblPr>
+        <w:tblStyle w:val="Table"/>
+        <w:tblW w:type="auto" w:w="0"/>
+        <w:tblLook w:firstRow="1" w:lastRow="0" w:firstColumn="0" w:lastColumn="0" w:noHBand="0" w:noVBand="0" w:val="0020"/>
+      </w:tblPr>
+      <w:tblGrid>
+        <w:gridCol w:w="2640"/>
+        <w:gridCol w:w="2640"/>
+        <w:gridCol w:w="2640"/>
+      </w:tblGrid>
+      <w:tr>
+        <w:trPr>
+          <w:tblHeader w:val="on"/>
+        </w:trPr>
+        <w:tc>
+          <w:tcPr>
+            <w:shd w:val="clear" w:fill="F6E3DF"/>
+          </w:tcPr>
+          <w:p>
+            <w:pPr>
+              <w:pStyle w:val="Compact"/>
+            </w:pPr>
+            <w:r>
+              <w:rPr>
+                <w:sz w:val="17"/>
+              </w:rPr>
+              <w:t xml:space="preserve">Existing table</w:t>
+            </w:r>
+          </w:p>
+        </w:tc>
+        <w:tc>
+          <w:tcPr>
+            <w:shd w:val="clear" w:fill="F6E3DF"/>
+          </w:tcPr>
+          <w:p>
+            <w:pPr>
+              <w:pStyle w:val="Compact"/>
+            </w:pPr>
+            <w:r>
+              <w:rPr>
+                <w:sz w:val="17"/>
+              </w:rPr>
+              <w:t xml:space="preserve">Used for</w:t>
+            </w:r>
+          </w:p>
+        </w:tc>
+        <w:tc>
+          <w:tcPr>
+            <w:shd w:val="clear" w:fill="F6E3DF"/>
+          </w:tcPr>
+          <w:p>
+            <w:pPr>
+              <w:pStyle w:val="Compact"/>
+            </w:pPr>
+            <w:r>
+              <w:rPr>
+                <w:sz w:val="17"/>
+              </w:rPr>
+              <w:t xml:space="preserve">Columns used</w:t>
+            </w:r>
+          </w:p>
+        </w:tc>
+      </w:tr>
+      <w:tr>
+        <w:tc>
+          <w:tcPr/>
+          <w:p>
+            <w:pPr>
+              <w:pStyle w:val="Compact"/>
+            </w:pPr>
+            <w:r>
+              <w:rPr>
+                <w:rStyle w:val="VerbatimChar"/>
+                <w:sz w:val="17"/>
+              </w:rPr>
+              <w:t xml:space="preserve">RR_SUPPLIER_MASTER</w:t>
+            </w:r>
+          </w:p>
+        </w:tc>
+        <w:tc>
+          <w:tcPr/>
+          <w:p>
+            <w:pPr>
+              <w:pStyle w:val="Compact"/>
+            </w:pPr>
+            <w:r>
+              <w:rPr>
+                <w:sz w:val="17"/>
+              </w:rPr>
+              <w:t xml:space="preserve">Supplier LOV, status, tax registration on the PO print</w:t>
+            </w:r>
+          </w:p>
+        </w:tc>
+        <w:tc>
+          <w:tcPr/>
+          <w:p>
+            <w:pPr>
+              <w:pStyle w:val="Compact"/>
+            </w:pPr>
+            <w:r>
+              <w:rPr>
+                <w:rStyle w:val="VerbatimChar"/>
+                <w:sz w:val="17"/>
+              </w:rPr>
+              <w:t xml:space="preserve">SUPPLIER_ID</w:t>
+            </w:r>
+            <w:r>
+              <w:rPr>
+                <w:sz w:val="17"/>
+              </w:rPr>
+              <w:t xml:space="preserve">,</w:t>
+            </w:r>
+            <w:r>
+              <w:rPr>
+                <w:sz w:val="17"/>
+              </w:rPr>
+              <w:t xml:space="preserve"> </w:t>
+            </w:r>
+            <w:r>
+              <w:rPr>
+                <w:rStyle w:val="VerbatimChar"/>
+                <w:sz w:val="17"/>
+              </w:rPr>
+              <w:t xml:space="preserve">SUPPLIER</w:t>
+            </w:r>
+            <w:r>
+              <w:rPr>
+                <w:sz w:val="17"/>
+              </w:rPr>
+              <w:t xml:space="preserve">,</w:t>
+            </w:r>
+            <w:r>
+              <w:rPr>
+                <w:sz w:val="17"/>
+              </w:rPr>
+              <w:t xml:space="preserve"> </w:t>
+            </w:r>
+            <w:r>
+              <w:rPr>
+                <w:rStyle w:val="VerbatimChar"/>
+                <w:sz w:val="17"/>
+              </w:rPr>
+              <w:t xml:space="preserve">SUPPLIER_NUMBER</w:t>
+            </w:r>
+            <w:r>
+              <w:rPr>
+                <w:sz w:val="17"/>
+              </w:rPr>
+              <w:t xml:space="preserve">,</w:t>
+            </w:r>
+            <w:r>
+              <w:rPr>
+                <w:sz w:val="17"/>
+              </w:rPr>
+              <w:t xml:space="preserve"> </w:t>
+            </w:r>
+            <w:r>
+              <w:rPr>
+                <w:rStyle w:val="VerbatimChar"/>
+                <w:sz w:val="17"/>
+              </w:rPr>
+              <w:t xml:space="preserve">ALTERNATE_NAME</w:t>
+            </w:r>
+            <w:r>
+              <w:rPr>
+                <w:sz w:val="17"/>
+              </w:rPr>
+              <w:t xml:space="preserve">,</w:t>
+            </w:r>
+            <w:r>
+              <w:rPr>
+                <w:sz w:val="17"/>
+              </w:rPr>
+              <w:t xml:space="preserve"> </w:t>
+            </w:r>
+            <w:r>
+              <w:rPr>
+                <w:rStyle w:val="VerbatimChar"/>
+                <w:sz w:val="17"/>
+              </w:rPr>
+              <w:t xml:space="preserve">STATUS</w:t>
+            </w:r>
+            <w:r>
+              <w:rPr>
+                <w:sz w:val="17"/>
+              </w:rPr>
+              <w:t xml:space="preserve">,</w:t>
+            </w:r>
+            <w:r>
+              <w:rPr>
+                <w:sz w:val="17"/>
+              </w:rPr>
+              <w:t xml:space="preserve"> </w:t>
+            </w:r>
+            <w:r>
+              <w:rPr>
+                <w:rStyle w:val="VerbatimChar"/>
+                <w:sz w:val="17"/>
+              </w:rPr>
+              <w:t xml:space="preserve">INACTIVE_DATE</w:t>
+            </w:r>
+            <w:r>
+              <w:rPr>
+                <w:sz w:val="17"/>
+              </w:rPr>
+              <w:t xml:space="preserve">,</w:t>
+            </w:r>
+            <w:r>
+              <w:rPr>
+                <w:sz w:val="17"/>
+              </w:rPr>
+              <w:t xml:space="preserve"> </w:t>
+            </w:r>
+            <w:r>
+              <w:rPr>
+                <w:rStyle w:val="VerbatimChar"/>
+                <w:sz w:val="17"/>
+              </w:rPr>
+              <w:t xml:space="preserve">TAX_REGISTRATION_NUMBER</w:t>
+            </w:r>
+            <w:r>
+              <w:rPr>
+                <w:sz w:val="17"/>
+              </w:rPr>
+              <w:t xml:space="preserve">,</w:t>
+            </w:r>
+            <w:r>
+              <w:rPr>
+                <w:sz w:val="17"/>
+              </w:rPr>
+              <w:t xml:space="preserve"> </w:t>
+            </w:r>
+            <w:r>
+              <w:rPr>
+                <w:rStyle w:val="VerbatimChar"/>
+                <w:sz w:val="17"/>
+              </w:rPr>
+              <w:t xml:space="preserve">TAXPAYER_ID</w:t>
+            </w:r>
+            <w:r>
+              <w:rPr>
+                <w:sz w:val="17"/>
+              </w:rPr>
+              <w:t xml:space="preserve">,</w:t>
+            </w:r>
+            <w:r>
+              <w:rPr>
+                <w:sz w:val="17"/>
+              </w:rPr>
+              <w:t xml:space="preserve"> </w:t>
+            </w:r>
+            <w:r>
+              <w:rPr>
+                <w:rStyle w:val="VerbatimChar"/>
+                <w:sz w:val="17"/>
+              </w:rPr>
+              <w:t xml:space="preserve">ONE_TIME_SUPPLIER_FLAG</w:t>
+            </w:r>
+          </w:p>
+        </w:tc>
+      </w:tr>
+      <w:tr>
+        <w:tc>
+          <w:tcPr/>
+          <w:p>
+            <w:pPr>
+              <w:pStyle w:val="Compact"/>
+            </w:pPr>
+            <w:r>
+              <w:rPr>
+                <w:rStyle w:val="VerbatimChar"/>
+                <w:sz w:val="17"/>
+              </w:rPr>
+              <w:t xml:space="preserve">RR_SUPPLIER_SITES</w:t>
+            </w:r>
+          </w:p>
+        </w:tc>
+        <w:tc>
+          <w:tcPr/>
+          <w:p>
+            <w:pPr>
+              <w:pStyle w:val="Compact"/>
+            </w:pPr>
+            <w:r>
+              <w:rPr>
+                <w:sz w:val="17"/>
+              </w:rPr>
+              <w:t xml:space="preserve">Site LOV, purchasing flags, payment terms default, procurement BU</w:t>
+            </w:r>
+          </w:p>
+        </w:tc>
+        <w:tc>
+          <w:tcPr/>
+          <w:p>
+            <w:pPr>
+              <w:pStyle w:val="Compact"/>
+            </w:pPr>
+            <w:r>
+              <w:rPr>
+                <w:rStyle w:val="VerbatimChar"/>
+                <w:sz w:val="17"/>
+              </w:rPr>
+              <w:t xml:space="preserve">SUPPLIER_SITE_ID</w:t>
+            </w:r>
+            <w:r>
+              <w:rPr>
+                <w:sz w:val="17"/>
+              </w:rPr>
+              <w:t xml:space="preserve">,</w:t>
+            </w:r>
+            <w:r>
+              <w:rPr>
+                <w:sz w:val="17"/>
+              </w:rPr>
+              <w:t xml:space="preserve"> </w:t>
+            </w:r>
+            <w:r>
+              <w:rPr>
+                <w:rStyle w:val="VerbatimChar"/>
+                <w:sz w:val="17"/>
+              </w:rPr>
+              <w:t xml:space="preserve">SUPPLIER_ID</w:t>
+            </w:r>
+            <w:r>
+              <w:rPr>
+                <w:sz w:val="17"/>
+              </w:rPr>
+              <w:t xml:space="preserve">,</w:t>
+            </w:r>
+            <w:r>
+              <w:rPr>
+                <w:sz w:val="17"/>
+              </w:rPr>
+              <w:t xml:space="preserve"> </w:t>
+            </w:r>
+            <w:r>
+              <w:rPr>
+                <w:rStyle w:val="VerbatimChar"/>
+                <w:sz w:val="17"/>
+              </w:rPr>
+              <w:t xml:space="preserve">SUPPLIER_SITE</w:t>
+            </w:r>
+            <w:r>
+              <w:rPr>
+                <w:sz w:val="17"/>
+              </w:rPr>
+              <w:t xml:space="preserve">,</w:t>
+            </w:r>
+            <w:r>
+              <w:rPr>
+                <w:sz w:val="17"/>
+              </w:rPr>
+              <w:t xml:space="preserve"> </w:t>
+            </w:r>
+            <w:r>
+              <w:rPr>
+                <w:rStyle w:val="VerbatimChar"/>
+                <w:sz w:val="17"/>
+              </w:rPr>
+              <w:t xml:space="preserve">SUPPLIER_SITE_CODE</w:t>
+            </w:r>
+            <w:r>
+              <w:rPr>
+                <w:sz w:val="17"/>
+              </w:rPr>
+              <w:t xml:space="preserve">,</w:t>
+            </w:r>
+            <w:r>
+              <w:rPr>
+                <w:sz w:val="17"/>
+              </w:rPr>
+              <w:t xml:space="preserve"> </w:t>
+            </w:r>
+            <w:r>
+              <w:rPr>
+                <w:rStyle w:val="VerbatimChar"/>
+                <w:sz w:val="17"/>
+              </w:rPr>
+              <w:t xml:space="preserve">PROCUREMENT_BU_ID</w:t>
+            </w:r>
+            <w:r>
+              <w:rPr>
+                <w:sz w:val="17"/>
+              </w:rPr>
+              <w:t xml:space="preserve">,</w:t>
+            </w:r>
+            <w:r>
+              <w:rPr>
+                <w:sz w:val="17"/>
+              </w:rPr>
+              <w:t xml:space="preserve"> </w:t>
+            </w:r>
+            <w:r>
+              <w:rPr>
+                <w:rStyle w:val="VerbatimChar"/>
+                <w:sz w:val="17"/>
+              </w:rPr>
+              <w:t xml:space="preserve">PURCHASING_FLAG</w:t>
+            </w:r>
+            <w:r>
+              <w:rPr>
+                <w:sz w:val="17"/>
+              </w:rPr>
+              <w:t xml:space="preserve">,</w:t>
+            </w:r>
+            <w:r>
+              <w:rPr>
+                <w:sz w:val="17"/>
+              </w:rPr>
+              <w:t xml:space="preserve"> </w:t>
+            </w:r>
+            <w:r>
+              <w:rPr>
+                <w:rStyle w:val="VerbatimChar"/>
+                <w:sz w:val="17"/>
+              </w:rPr>
+              <w:t xml:space="preserve">PAY_SITE_FLAG</w:t>
+            </w:r>
+            <w:r>
+              <w:rPr>
+                <w:sz w:val="17"/>
+              </w:rPr>
+              <w:t xml:space="preserve">,</w:t>
+            </w:r>
+            <w:r>
+              <w:rPr>
+                <w:sz w:val="17"/>
+              </w:rPr>
+              <w:t xml:space="preserve"> </w:t>
+            </w:r>
+            <w:r>
+              <w:rPr>
+                <w:rStyle w:val="VerbatimChar"/>
+                <w:sz w:val="17"/>
+              </w:rPr>
+              <w:t xml:space="preserve">PAYMENT_TERMS</w:t>
+            </w:r>
+            <w:r>
+              <w:rPr>
+                <w:sz w:val="17"/>
+              </w:rPr>
+              <w:t xml:space="preserve">,</w:t>
+            </w:r>
+            <w:r>
+              <w:rPr>
+                <w:sz w:val="17"/>
+              </w:rPr>
+              <w:t xml:space="preserve"> </w:t>
+            </w:r>
+            <w:r>
+              <w:rPr>
+                <w:rStyle w:val="VerbatimChar"/>
+                <w:sz w:val="17"/>
+              </w:rPr>
+              <w:t xml:space="preserve">PAYMENT_TERMS_ID</w:t>
+            </w:r>
+            <w:r>
+              <w:rPr>
+                <w:sz w:val="17"/>
+              </w:rPr>
+              <w:t xml:space="preserve">,</w:t>
+            </w:r>
+            <w:r>
+              <w:rPr>
+                <w:sz w:val="17"/>
+              </w:rPr>
+              <w:t xml:space="preserve"> </w:t>
+            </w:r>
+            <w:r>
+              <w:rPr>
+                <w:rStyle w:val="VerbatimChar"/>
+                <w:sz w:val="17"/>
+              </w:rPr>
+              <w:t xml:space="preserve">ADDRESS_NAME</w:t>
+            </w:r>
+            <w:r>
+              <w:rPr>
+                <w:sz w:val="17"/>
+              </w:rPr>
+              <w:t xml:space="preserve">, inactive date / status</w:t>
+            </w:r>
+          </w:p>
+        </w:tc>
+      </w:tr>
+      <w:tr>
+        <w:tc>
+          <w:tcPr/>
+          <w:p>
+            <w:pPr>
+              <w:pStyle w:val="Compact"/>
+            </w:pPr>
+            <w:r>
+              <w:rPr>
+                <w:rStyle w:val="VerbatimChar"/>
+                <w:sz w:val="17"/>
+              </w:rPr>
+              <w:t xml:space="preserve">RR_SUPPLIER_ADDRESS</w:t>
+            </w:r>
+          </w:p>
+        </w:tc>
+        <w:tc>
+          <w:tcPr/>
+          <w:p>
+            <w:pPr>
+              <w:pStyle w:val="Compact"/>
+            </w:pPr>
+            <w:r>
+              <w:rPr>
+                <w:sz w:val="17"/>
+              </w:rPr>
+              <w:t xml:space="preserve">Address printed on the PO (ordering purpose) and shown on the PO header</w:t>
+            </w:r>
+          </w:p>
+        </w:tc>
+        <w:tc>
+          <w:tcPr/>
+          <w:p>
+            <w:pPr>
+              <w:pStyle w:val="Compact"/>
+            </w:pPr>
+            <w:r>
+              <w:rPr>
+                <w:rStyle w:val="VerbatimChar"/>
+                <w:sz w:val="17"/>
+              </w:rPr>
+              <w:t xml:space="preserve">SUPPLIER_ID</w:t>
+            </w:r>
+            <w:r>
+              <w:rPr>
+                <w:sz w:val="17"/>
+              </w:rPr>
+              <w:t xml:space="preserve"> </w:t>
+            </w:r>
+            <w:r>
+              <w:rPr>
+                <w:sz w:val="17"/>
+              </w:rPr>
+              <w:t xml:space="preserve">+</w:t>
+            </w:r>
+            <w:r>
+              <w:rPr>
+                <w:sz w:val="17"/>
+              </w:rPr>
+              <w:t xml:space="preserve"> </w:t>
+            </w:r>
+            <w:r>
+              <w:rPr>
+                <w:rStyle w:val="VerbatimChar"/>
+                <w:sz w:val="17"/>
+              </w:rPr>
+              <w:t xml:space="preserve">ADDRESS_NAME</w:t>
+            </w:r>
+            <w:r>
+              <w:rPr>
+                <w:sz w:val="17"/>
+              </w:rPr>
+              <w:t xml:space="preserve"> </w:t>
+            </w:r>
+            <w:r>
+              <w:rPr>
+                <w:sz w:val="17"/>
+              </w:rPr>
+              <w:t xml:space="preserve">(join to the site),</w:t>
+            </w:r>
+            <w:r>
+              <w:rPr>
+                <w:sz w:val="17"/>
+              </w:rPr>
+              <w:t xml:space="preserve"> </w:t>
+            </w:r>
+            <w:r>
+              <w:rPr>
+                <w:rStyle w:val="VerbatimChar"/>
+                <w:sz w:val="17"/>
+              </w:rPr>
+              <w:t xml:space="preserve">ADDRESS_LINE1..4</w:t>
+            </w:r>
+            <w:r>
+              <w:rPr>
+                <w:sz w:val="17"/>
+              </w:rPr>
+              <w:t xml:space="preserve">,</w:t>
+            </w:r>
+            <w:r>
+              <w:rPr>
+                <w:sz w:val="17"/>
+              </w:rPr>
+              <w:t xml:space="preserve"> </w:t>
+            </w:r>
+            <w:r>
+              <w:rPr>
+                <w:rStyle w:val="VerbatimChar"/>
+                <w:sz w:val="17"/>
+              </w:rPr>
+              <w:t xml:space="preserve">CITY</w:t>
+            </w:r>
+            <w:r>
+              <w:rPr>
+                <w:sz w:val="17"/>
+              </w:rPr>
+              <w:t xml:space="preserve">,</w:t>
+            </w:r>
+            <w:r>
+              <w:rPr>
+                <w:sz w:val="17"/>
+              </w:rPr>
+              <w:t xml:space="preserve"> </w:t>
+            </w:r>
+            <w:r>
+              <w:rPr>
+                <w:rStyle w:val="VerbatimChar"/>
+                <w:sz w:val="17"/>
+              </w:rPr>
+              <w:t xml:space="preserve">STATE</w:t>
+            </w:r>
+            <w:r>
+              <w:rPr>
+                <w:sz w:val="17"/>
+              </w:rPr>
+              <w:t xml:space="preserve">,</w:t>
+            </w:r>
+            <w:r>
+              <w:rPr>
+                <w:sz w:val="17"/>
+              </w:rPr>
+              <w:t xml:space="preserve"> </w:t>
+            </w:r>
+            <w:r>
+              <w:rPr>
+                <w:rStyle w:val="VerbatimChar"/>
+                <w:sz w:val="17"/>
+              </w:rPr>
+              <w:t xml:space="preserve">COUNTRY</w:t>
+            </w:r>
+            <w:r>
+              <w:rPr>
+                <w:sz w:val="17"/>
+              </w:rPr>
+              <w:t xml:space="preserve">,</w:t>
+            </w:r>
+            <w:r>
+              <w:rPr>
+                <w:sz w:val="17"/>
+              </w:rPr>
+              <w:t xml:space="preserve"> </w:t>
+            </w:r>
+            <w:r>
+              <w:rPr>
+                <w:rStyle w:val="VerbatimChar"/>
+                <w:sz w:val="17"/>
+              </w:rPr>
+              <w:t xml:space="preserve">POSTAL_CODE</w:t>
+            </w:r>
+            <w:r>
+              <w:rPr>
+                <w:sz w:val="17"/>
+              </w:rPr>
+              <w:t xml:space="preserve">,</w:t>
+            </w:r>
+            <w:r>
+              <w:rPr>
+                <w:sz w:val="17"/>
+              </w:rPr>
+              <w:t xml:space="preserve"> </w:t>
+            </w:r>
+            <w:r>
+              <w:rPr>
+                <w:rStyle w:val="VerbatimChar"/>
+                <w:sz w:val="17"/>
+              </w:rPr>
+              <w:t xml:space="preserve">FORMATTED_ADDRESS</w:t>
+            </w:r>
+            <w:r>
+              <w:rPr>
+                <w:sz w:val="17"/>
+              </w:rPr>
+              <w:t xml:space="preserve">,</w:t>
+            </w:r>
+            <w:r>
+              <w:rPr>
+                <w:sz w:val="17"/>
+              </w:rPr>
+              <w:t xml:space="preserve"> </w:t>
+            </w:r>
+            <w:r>
+              <w:rPr>
+                <w:rStyle w:val="VerbatimChar"/>
+                <w:sz w:val="17"/>
+              </w:rPr>
+              <w:t xml:space="preserve">ADDR_PURPOSE_ORDERING</w:t>
+            </w:r>
+            <w:r>
+              <w:rPr>
+                <w:sz w:val="17"/>
+              </w:rPr>
+              <w:t xml:space="preserve">, phone and fax</w:t>
+            </w:r>
+          </w:p>
+        </w:tc>
+      </w:tr>
+      <w:tr>
+        <w:tc>
+          <w:tcPr/>
+          <w:p>
+            <w:pPr>
+              <w:pStyle w:val="Compact"/>
+            </w:pPr>
+            <w:r>
+              <w:rPr>
+                <w:rStyle w:val="VerbatimChar"/>
+                <w:sz w:val="17"/>
+              </w:rPr>
+              <w:t xml:space="preserve">RR_SUPPLIER_SITE_ASSIGNMENTS</w:t>
+            </w:r>
+          </w:p>
+        </w:tc>
+        <w:tc>
+          <w:tcPr/>
+          <w:p>
+            <w:pPr>
+              <w:pStyle w:val="Compact"/>
+            </w:pPr>
+            <w:r>
+              <w:rPr>
+                <w:sz w:val="17"/>
+              </w:rPr>
+              <w:t xml:space="preserve">Which business units may use the site; bill-to BU; default ship-to / bill-to locations</w:t>
+            </w:r>
+          </w:p>
+        </w:tc>
+        <w:tc>
+          <w:tcPr/>
+          <w:p>
+            <w:pPr>
+              <w:pStyle w:val="Compact"/>
+            </w:pPr>
+            <w:r>
+              <w:rPr>
+                <w:rStyle w:val="VerbatimChar"/>
+                <w:sz w:val="17"/>
+              </w:rPr>
+              <w:t xml:space="preserve">SUPPLIER_SITE_ID</w:t>
+            </w:r>
+            <w:r>
+              <w:rPr>
+                <w:sz w:val="17"/>
+              </w:rPr>
+              <w:t xml:space="preserve">,</w:t>
+            </w:r>
+            <w:r>
+              <w:rPr>
+                <w:sz w:val="17"/>
+              </w:rPr>
+              <w:t xml:space="preserve"> </w:t>
+            </w:r>
+            <w:r>
+              <w:rPr>
+                <w:rStyle w:val="VerbatimChar"/>
+                <w:sz w:val="17"/>
+              </w:rPr>
+              <w:t xml:space="preserve">CLIENT_BU_ID</w:t>
+            </w:r>
+            <w:r>
+              <w:rPr>
+                <w:sz w:val="17"/>
+              </w:rPr>
+              <w:t xml:space="preserve">,</w:t>
+            </w:r>
+            <w:r>
+              <w:rPr>
+                <w:sz w:val="17"/>
+              </w:rPr>
+              <w:t xml:space="preserve"> </w:t>
+            </w:r>
+            <w:r>
+              <w:rPr>
+                <w:rStyle w:val="VerbatimChar"/>
+                <w:sz w:val="17"/>
+              </w:rPr>
+              <w:t xml:space="preserve">BILL_TO_BU_ID</w:t>
+            </w:r>
+            <w:r>
+              <w:rPr>
+                <w:sz w:val="17"/>
+              </w:rPr>
+              <w:t xml:space="preserve">,</w:t>
+            </w:r>
+            <w:r>
+              <w:rPr>
+                <w:sz w:val="17"/>
+              </w:rPr>
+              <w:t xml:space="preserve"> </w:t>
+            </w:r>
+            <w:r>
+              <w:rPr>
+                <w:rStyle w:val="VerbatimChar"/>
+                <w:sz w:val="17"/>
+              </w:rPr>
+              <w:t xml:space="preserve">SHIP_TO_LOCATION_CODE</w:t>
+            </w:r>
+            <w:r>
+              <w:rPr>
+                <w:sz w:val="17"/>
+              </w:rPr>
+              <w:t xml:space="preserve">,</w:t>
+            </w:r>
+            <w:r>
+              <w:rPr>
+                <w:sz w:val="17"/>
+              </w:rPr>
+              <w:t xml:space="preserve"> </w:t>
+            </w:r>
+            <w:r>
+              <w:rPr>
+                <w:rStyle w:val="VerbatimChar"/>
+                <w:sz w:val="17"/>
+              </w:rPr>
+              <w:t xml:space="preserve">BILL_TO_LOCATION_CODE</w:t>
+            </w:r>
+            <w:r>
+              <w:rPr>
+                <w:sz w:val="17"/>
+              </w:rPr>
+              <w:t xml:space="preserve">,</w:t>
+            </w:r>
+            <w:r>
+              <w:rPr>
+                <w:sz w:val="17"/>
+              </w:rPr>
+              <w:t xml:space="preserve"> </w:t>
+            </w:r>
+            <w:r>
+              <w:rPr>
+                <w:rStyle w:val="VerbatimChar"/>
+                <w:sz w:val="17"/>
+              </w:rPr>
+              <w:t xml:space="preserve">STATUS</w:t>
+            </w:r>
+            <w:r>
+              <w:rPr>
+                <w:sz w:val="17"/>
+              </w:rPr>
+              <w:t xml:space="preserve">,</w:t>
+            </w:r>
+            <w:r>
+              <w:rPr>
+                <w:sz w:val="17"/>
+              </w:rPr>
+              <w:t xml:space="preserve"> </w:t>
+            </w:r>
+            <w:r>
+              <w:rPr>
+                <w:rStyle w:val="VerbatimChar"/>
+                <w:sz w:val="17"/>
+              </w:rPr>
+              <w:t xml:space="preserve">INACTIVE_DATE</w:t>
+            </w:r>
+          </w:p>
+        </w:tc>
+      </w:tr>
+    </w:tbl>
+    <w:p>
+      <w:pPr>
+        <w:pStyle w:val="BodyText"/>
+      </w:pPr>
+      <w:r>
+        <w:t xml:space="preserve">Rules that use them (PO-02, MAT-01):</w:t>
+      </w:r>
+    </w:p>
+    <w:p>
+      <w:pPr>
+        <w:pStyle w:val="Compact"/>
+        <w:numPr>
+          <w:ilvl w:val="0"/>
+          <w:numId w:val="1005"/>
+        </w:numPr>
+      </w:pPr>
+      <w:r>
+        <w:t xml:space="preserve">Supplier</w:t>
       </w:r>
       <w:r>
         <w:t xml:space="preserve"> </w:t>
@@ -13878,13 +15127,13 @@
         <w:rPr>
           <w:rStyle w:val="VerbatimChar"/>
         </w:rPr>
-        <w:t xml:space="preserve">RR_SUPPLIER_SITES</w:t>
+        <w:t xml:space="preserve">STATUS</w:t>
       </w:r>
       <w:r>
         <w:t xml:space="preserve"> </w:t>
       </w:r>
       <w:r>
-        <w:t xml:space="preserve">(site must have</w:t>
+        <w:t xml:space="preserve">active and</w:t>
       </w:r>
       <w:r>
         <w:t xml:space="preserve"> </w:t>
@@ -13893,16 +15142,165 @@
         <w:rPr>
           <w:rStyle w:val="VerbatimChar"/>
         </w:rPr>
+        <w:t xml:space="preserve">INACTIVE_DATE</w:t>
+      </w:r>
+      <w:r>
+        <w:t xml:space="preserve"> </w:t>
+      </w:r>
+      <w:r>
+        <w:t xml:space="preserve">empty or in the future.</w:t>
+      </w:r>
+    </w:p>
+    <w:p>
+      <w:pPr>
+        <w:pStyle w:val="Compact"/>
+        <w:numPr>
+          <w:ilvl w:val="0"/>
+          <w:numId w:val="1005"/>
+        </w:numPr>
+      </w:pPr>
+      <w:r>
+        <w:t xml:space="preserve">Site active,</w:t>
+      </w:r>
+      <w:r>
+        <w:t xml:space="preserve"> </w:t>
+      </w:r>
+      <w:r>
+        <w:rPr>
+          <w:rStyle w:val="VerbatimChar"/>
+        </w:rPr>
         <w:t xml:space="preserve">PURCHASING_FLAG = 'Y'</w:t>
       </w:r>
       <w:r>
-        <w:t xml:space="preserve">). This 1:1</w:t>
+        <w:t xml:space="preserve">, and usable by the PO's BU: an active</w:t>
       </w:r>
       <w:r>
         <w:t xml:space="preserve"> </w:t>
       </w:r>
       <w:r>
-        <w:t xml:space="preserve">table adds what Procurement needs. Any NULL falls back to the BU option.</w:t>
+        <w:rPr>
+          <w:rStyle w:val="VerbatimChar"/>
+        </w:rPr>
+        <w:t xml:space="preserve">RR_SUPPLIER_SITE_ASSIGNMENTS</w:t>
+      </w:r>
+      <w:r>
+        <w:t xml:space="preserve"> </w:t>
+      </w:r>
+      <w:r>
+        <w:t xml:space="preserve">row with</w:t>
+      </w:r>
+      <w:r>
+        <w:t xml:space="preserve"> </w:t>
+      </w:r>
+      <w:r>
+        <w:rPr>
+          <w:rStyle w:val="VerbatimChar"/>
+        </w:rPr>
+        <w:t xml:space="preserve">CLIENT_BU_ID = PO.BUSINESS_UNIT_ID</w:t>
+      </w:r>
+      <w:r>
+        <w:t xml:space="preserve">, or</w:t>
+      </w:r>
+      <w:r>
+        <w:t xml:space="preserve"> </w:t>
+      </w:r>
+      <w:r>
+        <w:rPr>
+          <w:rStyle w:val="VerbatimChar"/>
+        </w:rPr>
+        <w:t xml:space="preserve">RR_SUPPLIER_SITES.PROCUREMENT_BU_ID = PO.BUSINESS_UNIT_ID</w:t>
+      </w:r>
+      <w:r>
+        <w:t xml:space="preserve">.</w:t>
+      </w:r>
+    </w:p>
+    <w:p>
+      <w:pPr>
+        <w:pStyle w:val="Compact"/>
+        <w:numPr>
+          <w:ilvl w:val="0"/>
+          <w:numId w:val="1005"/>
+        </w:numPr>
+      </w:pPr>
+      <w:r>
+        <w:t xml:space="preserve">The supplier LOV on the PO shows only suppliers with at least one such site; picking the supplier filters the</w:t>
+      </w:r>
+      <w:r>
+        <w:t xml:space="preserve"> </w:t>
+      </w:r>
+      <w:r>
+        <w:t xml:space="preserve">sites; picking the site defaults payment terms (site) and ship-to / bill-to (assignment codes matched to</w:t>
+      </w:r>
+      <w:r>
+        <w:t xml:space="preserve"> </w:t>
+      </w:r>
+      <w:r>
+        <w:rPr>
+          <w:rStyle w:val="VerbatimChar"/>
+        </w:rPr>
+        <w:t xml:space="preserve">RR_PO_LOCATIONS.LOCATION_CODE</w:t>
+      </w:r>
+      <w:r>
+        <w:t xml:space="preserve">, else the BU defaults).</w:t>
+      </w:r>
+    </w:p>
+    <w:p>
+      <w:pPr>
+        <w:pStyle w:val="Compact"/>
+        <w:numPr>
+          <w:ilvl w:val="0"/>
+          <w:numId w:val="1005"/>
+        </w:numPr>
+      </w:pPr>
+      <w:r>
+        <w:t xml:space="preserve">AP matching uses the same site (or another pay site of the same supplier), so the PO, the invoice and the payment</w:t>
+      </w:r>
+      <w:r>
+        <w:t xml:space="preserve"> </w:t>
+      </w:r>
+      <w:r>
+        <w:t xml:space="preserve">all point at one supplier record.</w:t>
+      </w:r>
+    </w:p>
+    <w:p>
+      <w:pPr>
+        <w:pStyle w:val="Compact"/>
+        <w:numPr>
+          <w:ilvl w:val="0"/>
+          <w:numId w:val="1005"/>
+        </w:numPr>
+      </w:pPr>
+      <w:r>
+        <w:t xml:space="preserve">Supplier creation and maintenance stay where they are today; a supplier added there is immediately available to</w:t>
+      </w:r>
+      <w:r>
+        <w:t xml:space="preserve"> </w:t>
+      </w:r>
+      <w:r>
+        <w:t xml:space="preserve">Procurement.</w:t>
+      </w:r>
+    </w:p>
+    <w:bookmarkStart w:id="30" w:name="Xdf7356019bed43f59862c87d22cbd02aeae62e6"/>
+    <w:p>
+      <w:pPr>
+        <w:pStyle w:val="Heading4"/>
+      </w:pPr>
+      <w:r>
+        <w:t xml:space="preserve">RR_PO_SUPPLIER_SITE_OPTIONS — purchasing options per supplier site (extension)</w:t>
+      </w:r>
+    </w:p>
+    <w:p>
+      <w:pPr>
+        <w:pStyle w:val="FirstParagraph"/>
+      </w:pPr>
+      <w:r>
+        <w:t xml:space="preserve">Holds only purchasing settings that the supplier tables do not have. Optional: a site with no row uses the BU</w:t>
+      </w:r>
+      <w:r>
+        <w:t xml:space="preserve"> </w:t>
+      </w:r>
+      <w:r>
+        <w:t xml:space="preserve">defaults. Any NULL column also falls back to the BU option.</w:t>
       </w:r>
     </w:p>
     <w:tbl>
@@ -14676,7 +16074,8 @@
     </w:p>
     <w:bookmarkEnd w:id="30"/>
     <w:bookmarkEnd w:id="31"/>
-    <w:bookmarkStart w:id="39" w:name="X55400286a9c6db8ee953258c9711a70c629ab14"/>
+    <w:bookmarkEnd w:id="32"/>
+    <w:bookmarkStart w:id="40" w:name="X55400286a9c6db8ee953258c9711a70c629ab14"/>
     <w:p>
       <w:pPr>
         <w:pStyle w:val="Heading2"/>
@@ -14685,7 +16084,7 @@
         <w:t xml:space="preserve">5. Transaction Data Model</w:t>
       </w:r>
     </w:p>
-    <w:bookmarkStart w:id="32" w:name="X3244230a8ce02c38f42ae306da9d3481127534a"/>
+    <w:bookmarkStart w:id="33" w:name="X3244230a8ce02c38f42ae306da9d3481127534a"/>
     <w:p>
       <w:pPr>
         <w:pStyle w:val="Heading3"/>
@@ -17958,8 +19357,8 @@
         </w:tc>
       </w:tr>
     </w:tbl>
-    <w:bookmarkEnd w:id="32"/>
-    <w:bookmarkStart w:id="33" w:name="Xa1cf0f8fdac8c2a638e43211021cddb8edc0b64"/>
+    <w:bookmarkEnd w:id="33"/>
+    <w:bookmarkStart w:id="34" w:name="Xa1cf0f8fdac8c2a638e43211021cddb8edc0b64"/>
     <w:p>
       <w:pPr>
         <w:pStyle w:val="Heading3"/>
@@ -23455,8 +24854,8 @@
         <w:t xml:space="preserve">open commitment     = (ORDERED − CANCELLED − BILLED) × price × rate        feeds the commitments report</w:t>
       </w:r>
     </w:p>
-    <w:bookmarkEnd w:id="33"/>
-    <w:bookmarkStart w:id="34" w:name="X22cb7afd9e008be7d1e0846b1252222c3e44588"/>
+    <w:bookmarkEnd w:id="34"/>
+    <w:bookmarkStart w:id="35" w:name="X22cb7afd9e008be7d1e0846b1252222c3e44588"/>
     <w:p>
       <w:pPr>
         <w:pStyle w:val="Heading3"/>
@@ -24921,8 +26320,8 @@
         </w:tc>
       </w:tr>
     </w:tbl>
-    <w:bookmarkEnd w:id="34"/>
-    <w:bookmarkStart w:id="35" w:name="X550ec82bf382ac4b588e169065c41832613edc8"/>
+    <w:bookmarkEnd w:id="35"/>
+    <w:bookmarkStart w:id="36" w:name="X550ec82bf382ac4b588e169065c41832613edc8"/>
     <w:p>
       <w:pPr>
         <w:pStyle w:val="Heading3"/>
@@ -27166,8 +28565,8 @@
         </w:tc>
       </w:tr>
     </w:tbl>
-    <w:bookmarkEnd w:id="35"/>
-    <w:bookmarkStart w:id="36" w:name="Xa90c5fbf182cefc150ae202644dc5bcfee2aeb6"/>
+    <w:bookmarkEnd w:id="36"/>
+    <w:bookmarkStart w:id="37" w:name="Xa90c5fbf182cefc150ae202644dc5bcfee2aeb6"/>
     <w:p>
       <w:pPr>
         <w:pStyle w:val="Heading3"/>
@@ -29047,8 +30446,8 @@
         </w:tc>
       </w:tr>
     </w:tbl>
-    <w:bookmarkEnd w:id="36"/>
-    <w:bookmarkStart w:id="37" w:name="Xc98912b76fdb58dcd0e9d18fed465c309fd416a"/>
+    <w:bookmarkEnd w:id="37"/>
+    <w:bookmarkStart w:id="38" w:name="Xc98912b76fdb58dcd0e9d18fed465c309fd416a"/>
     <w:p>
       <w:pPr>
         <w:pStyle w:val="Heading3"/>
@@ -30576,8 +31975,8 @@
         </w:tc>
       </w:tr>
     </w:tbl>
-    <w:bookmarkEnd w:id="37"/>
-    <w:bookmarkStart w:id="38" w:name="Xfcfce3d7c7fef5e9c834a519302d3c42c598fe0"/>
+    <w:bookmarkEnd w:id="38"/>
+    <w:bookmarkStart w:id="39" w:name="Xfcfce3d7c7fef5e9c834a519302d3c42c598fe0"/>
     <w:p>
       <w:pPr>
         <w:pStyle w:val="Heading3"/>
@@ -31376,9 +32775,9 @@
         </w:pict>
       </w:r>
     </w:p>
-    <w:bookmarkEnd w:id="38"/>
     <w:bookmarkEnd w:id="39"/>
-    <w:bookmarkStart w:id="67" w:name="X45ca7e3aabb8b20a3fa79488cd13b84f01862f9"/>
+    <w:bookmarkEnd w:id="40"/>
+    <w:bookmarkStart w:id="69" w:name="X45ca7e3aabb8b20a3fa79488cd13b84f01862f9"/>
     <w:p>
       <w:pPr>
         <w:pStyle w:val="Heading2"/>
@@ -31387,7 +32786,7 @@
         <w:t xml:space="preserve">6. Processes and Business Rules</w:t>
       </w:r>
     </w:p>
-    <w:bookmarkStart w:id="44" w:name="X40960451fcf61d568ced6e440b42a5806a3f193"/>
+    <w:bookmarkStart w:id="45" w:name="X40960451fcf61d568ced6e440b42a5806a3f193"/>
     <w:p>
       <w:pPr>
         <w:pStyle w:val="Heading3"/>
@@ -31396,7 +32795,7 @@
         <w:t xml:space="preserve">6.1 Requisitions</w:t>
       </w:r>
     </w:p>
-    <w:bookmarkStart w:id="40" w:name="Xb3df8a81458367cfcd1a9dd6f77637e7f3bac3d"/>
+    <w:bookmarkStart w:id="41" w:name="Xb3df8a81458367cfcd1a9dd6f77637e7f3bac3d"/>
     <w:p>
       <w:pPr>
         <w:pStyle w:val="Heading4"/>
@@ -31497,629 +32896,14 @@
         <w:t xml:space="preserve"> APPROVED or INCOMPLETE ── cancel ──► CANCELLED   (only lines not yet on a PO)</w:t>
       </w:r>
     </w:p>
-    <w:bookmarkEnd w:id="40"/>
-    <w:bookmarkStart w:id="41" w:name="X9ba2b348451b65be89543a80a63a89a4701918d"/>
+    <w:bookmarkEnd w:id="41"/>
+    <w:bookmarkStart w:id="42" w:name="X9ba2b348451b65be89543a80a63a89a4701918d"/>
     <w:p>
       <w:pPr>
         <w:pStyle w:val="Heading4"/>
       </w:pPr>
       <w:r>
         <w:t xml:space="preserve">6.1.2 Submit — validations and steps</w:t>
-      </w:r>
-    </w:p>
-    <w:p>
-      <w:pPr>
-        <w:pStyle w:val="Compact"/>
-        <w:numPr>
-          <w:ilvl w:val="0"/>
-          <w:numId w:val="1005"/>
-        </w:numPr>
-      </w:pPr>
-      <w:r>
-        <w:t xml:space="preserve">Requester and preparer have module access and BU access; the BU has</w:t>
-      </w:r>
-      <w:r>
-        <w:t xml:space="preserve"> </w:t>
-      </w:r>
-      <w:r>
-        <w:rPr>
-          <w:rStyle w:val="VerbatimChar"/>
-        </w:rPr>
-        <w:t xml:space="preserve">ACTIVE</w:t>
-      </w:r>
-      <w:r>
-        <w:t xml:space="preserve"> </w:t>
-      </w:r>
-      <w:r>
-        <w:t xml:space="preserve">options.</w:t>
-      </w:r>
-    </w:p>
-    <w:p>
-      <w:pPr>
-        <w:pStyle w:val="Compact"/>
-        <w:numPr>
-          <w:ilvl w:val="0"/>
-          <w:numId w:val="1005"/>
-        </w:numPr>
-      </w:pPr>
-      <w:r>
-        <w:t xml:space="preserve">At least one line; every line has category, description, need-by date ≥ today, deliver-to location, amount &gt; 0.</w:t>
-      </w:r>
-    </w:p>
-    <w:p>
-      <w:pPr>
-        <w:pStyle w:val="Compact"/>
-        <w:numPr>
-          <w:ilvl w:val="0"/>
-          <w:numId w:val="1005"/>
-        </w:numPr>
-      </w:pPr>
-      <w:r>
-        <w:t xml:space="preserve">Quantity lines have UOM, quantity &gt; 0, unit price ≥ 0; amount lines have amount &gt; 0.</w:t>
-      </w:r>
-    </w:p>
-    <w:p>
-      <w:pPr>
-        <w:pStyle w:val="Compact"/>
-        <w:numPr>
-          <w:ilvl w:val="0"/>
-          <w:numId w:val="1005"/>
-        </w:numPr>
-      </w:pPr>
-      <w:r>
-        <w:t xml:space="preserve">Every line has distributions summing to 100 %; every charge account is a valid, enabled combination whose</w:t>
-      </w:r>
-      <w:r>
-        <w:t xml:space="preserve"> </w:t>
-      </w:r>
-      <w:r>
-        <w:t xml:space="preserve">segment 1 equals the BU's company (</w:t>
-      </w:r>
-      <w:r>
-        <w:rPr>
-          <w:rStyle w:val="VerbatimChar"/>
-        </w:rPr>
-        <w:t xml:space="preserve">RR_GL_BUSINESS_UNITS.COMPANY</w:t>
-      </w:r>
-      <w:r>
-        <w:t xml:space="preserve">).</w:t>
-      </w:r>
-    </w:p>
-    <w:p>
-      <w:pPr>
-        <w:pStyle w:val="Compact"/>
-        <w:numPr>
-          <w:ilvl w:val="0"/>
-          <w:numId w:val="1005"/>
-        </w:numPr>
-      </w:pPr>
-      <w:r>
-        <w:t xml:space="preserve">Rate available for every foreign-currency line on the rate date (</w:t>
-      </w:r>
-      <w:r>
-        <w:rPr>
-          <w:rStyle w:val="VerbatimChar"/>
-        </w:rPr>
-        <w:t xml:space="preserve">RR_CURRENCY_DAILY_RATES</w:t>
-      </w:r>
-      <w:r>
-        <w:t xml:space="preserve">); compute</w:t>
-      </w:r>
-      <w:r>
-        <w:t xml:space="preserve"> </w:t>
-      </w:r>
-      <w:r>
-        <w:rPr>
-          <w:rStyle w:val="VerbatimChar"/>
-        </w:rPr>
-        <w:t xml:space="preserve">AMOUNT_FUNC</w:t>
-      </w:r>
-      <w:r>
-        <w:t xml:space="preserve">, header</w:t>
-      </w:r>
-      <w:r>
-        <w:t xml:space="preserve"> </w:t>
-      </w:r>
-      <w:r>
-        <w:rPr>
-          <w:rStyle w:val="VerbatimChar"/>
-        </w:rPr>
-        <w:t xml:space="preserve">TOTAL_AMOUNT_FUNC</w:t>
-      </w:r>
-      <w:r>
-        <w:t xml:space="preserve">.</w:t>
-      </w:r>
-    </w:p>
-    <w:p>
-      <w:pPr>
-        <w:pStyle w:val="Compact"/>
-        <w:numPr>
-          <w:ilvl w:val="0"/>
-          <w:numId w:val="1005"/>
-        </w:numPr>
-      </w:pPr>
-      <w:r>
-        <w:t xml:space="preserve">Assign</w:t>
-      </w:r>
-      <w:r>
-        <w:t xml:space="preserve"> </w:t>
-      </w:r>
-      <w:r>
-        <w:rPr>
-          <w:rStyle w:val="VerbatimChar"/>
-        </w:rPr>
-        <w:t xml:space="preserve">REQ_NUMBER</w:t>
-      </w:r>
-      <w:r>
-        <w:t xml:space="preserve"> </w:t>
-      </w:r>
-      <w:r>
-        <w:t xml:space="preserve">(4.9) if not yet assigned.</w:t>
-      </w:r>
-    </w:p>
-    <w:p>
-      <w:pPr>
-        <w:pStyle w:val="Compact"/>
-        <w:numPr>
-          <w:ilvl w:val="0"/>
-          <w:numId w:val="1005"/>
-        </w:numPr>
-      </w:pPr>
-      <w:r>
-        <w:t xml:space="preserve">Phase 3: funds check per distribution when</w:t>
-      </w:r>
-      <w:r>
-        <w:t xml:space="preserve"> </w:t>
-      </w:r>
-      <w:r>
-        <w:rPr>
-          <w:rStyle w:val="VerbatimChar"/>
-        </w:rPr>
-        <w:t xml:space="preserve">BUDGET_CONTROL_LEVEL ≠ NONE</w:t>
-      </w:r>
-      <w:r>
-        <w:t xml:space="preserve">.</w:t>
-      </w:r>
-    </w:p>
-    <w:p>
-      <w:pPr>
-        <w:pStyle w:val="Compact"/>
-        <w:numPr>
-          <w:ilvl w:val="0"/>
-          <w:numId w:val="1005"/>
-        </w:numPr>
-      </w:pPr>
-      <w:r>
-        <w:t xml:space="preserve">If</w:t>
-      </w:r>
-      <w:r>
-        <w:t xml:space="preserve"> </w:t>
-      </w:r>
-      <w:r>
-        <w:rPr>
-          <w:rStyle w:val="VerbatimChar"/>
-        </w:rPr>
-        <w:t xml:space="preserve">REQ_APPROVAL_REQUIRED = N</w:t>
-      </w:r>
-      <w:r>
-        <w:t xml:space="preserve"> </w:t>
-      </w:r>
-      <w:r>
-        <w:t xml:space="preserve">→</w:t>
-      </w:r>
-      <w:r>
-        <w:t xml:space="preserve"> </w:t>
-      </w:r>
-      <w:r>
-        <w:rPr>
-          <w:rStyle w:val="VerbatimChar"/>
-        </w:rPr>
-        <w:t xml:space="preserve">APPROVED</w:t>
-      </w:r>
-      <w:r>
-        <w:t xml:space="preserve"> </w:t>
-      </w:r>
-      <w:r>
-        <w:t xml:space="preserve">directly; else create the approval request (6.10) →</w:t>
-      </w:r>
-      <w:r>
-        <w:t xml:space="preserve"> </w:t>
-      </w:r>
-      <w:r>
-        <w:rPr>
-          <w:rStyle w:val="VerbatimChar"/>
-        </w:rPr>
-        <w:t xml:space="preserve">PENDING_APPROVAL</w:t>
-      </w:r>
-      <w:r>
-        <w:t xml:space="preserve">.</w:t>
-      </w:r>
-    </w:p>
-    <w:p>
-      <w:pPr>
-        <w:pStyle w:val="Compact"/>
-        <w:numPr>
-          <w:ilvl w:val="0"/>
-          <w:numId w:val="1005"/>
-        </w:numPr>
-      </w:pPr>
-      <w:r>
-        <w:t xml:space="preserve">Write</w:t>
-      </w:r>
-      <w:r>
-        <w:t xml:space="preserve"> </w:t>
-      </w:r>
-      <w:r>
-        <w:rPr>
-          <w:rStyle w:val="VerbatimChar"/>
-        </w:rPr>
-        <w:t xml:space="preserve">RR_PO_ACTION_HISTORY</w:t>
-      </w:r>
-      <w:r>
-        <w:t xml:space="preserve">.</w:t>
-      </w:r>
-    </w:p>
-    <w:bookmarkEnd w:id="41"/>
-    <w:bookmarkStart w:id="42" w:name="Xa2388a3af1307ad7698a063bfffd709a015edb5"/>
-    <w:p>
-      <w:pPr>
-        <w:pStyle w:val="Heading4"/>
-      </w:pPr>
-      <w:r>
-        <w:t xml:space="preserve">6.1.3 Charge-account derivation</w:t>
-      </w:r>
-    </w:p>
-    <w:p>
-      <w:pPr>
-        <w:pStyle w:val="SourceCode"/>
-      </w:pPr>
-      <w:r>
-        <w:rPr>
-          <w:rStyle w:val="VerbatimChar"/>
-        </w:rPr>
-        <w:t xml:space="preserve"> start   = RR_PO_REQUESTER_DEFAULTS.CHARGE_ACCOUNT_TEMPLATE  (requester + BU)</w:t>
-      </w:r>
-      <w:r>
-        <w:br/>
-      </w:r>
-      <w:r>
-        <w:rPr>
-          <w:rStyle w:val="VerbatimChar"/>
-        </w:rPr>
-        <w:t xml:space="preserve"> seg 1   = RR_GL_BUSINESS_UNITS.COMPANY of the requisition BU</w:t>
-      </w:r>
-      <w:r>
-        <w:br/>
-      </w:r>
-      <w:r>
-        <w:rPr>
-          <w:rStyle w:val="VerbatimChar"/>
-        </w:rPr>
-        <w:t xml:space="preserve"> seg 4   = EXPENSE_ITEM.NATURAL_ACCOUNT_OVERRIDE</w:t>
-      </w:r>
-      <w:r>
-        <w:br/>
-      </w:r>
-      <w:r>
-        <w:rPr>
-          <w:rStyle w:val="VerbatimChar"/>
-        </w:rPr>
-        <w:t xml:space="preserve">           else CATEGORY.DEFAULT_NATURAL_ACCOUNT (walk up the category tree)</w:t>
-      </w:r>
-      <w:r>
-        <w:br/>
-      </w:r>
-      <w:r>
-        <w:rPr>
-          <w:rStyle w:val="VerbatimChar"/>
-        </w:rPr>
-        <w:t xml:space="preserve">           else keep the template's segment 4  (warning: "category has no account")</w:t>
-      </w:r>
-      <w:r>
-        <w:br/>
-      </w:r>
-      <w:r>
-        <w:rPr>
-          <w:rStyle w:val="VerbatimChar"/>
-        </w:rPr>
-        <w:t xml:space="preserve"> then    = apply RR_PO_ACCOUNT_RULES matching (BU, category or ancestor, item), by PRIORITY, per segment</w:t>
-      </w:r>
-      <w:r>
-        <w:br/>
-      </w:r>
-      <w:r>
-        <w:rPr>
-          <w:rStyle w:val="VerbatimChar"/>
-        </w:rPr>
-        <w:t xml:space="preserve"> finally = validate the combination exists and is enabled; if the combination does not exist</w:t>
-      </w:r>
-      <w:r>
-        <w:br/>
-      </w:r>
-      <w:r>
-        <w:rPr>
-          <w:rStyle w:val="VerbatimChar"/>
-        </w:rPr>
-        <w:t xml:space="preserve">           but every segment value is valid, create it through the existing GL combination</w:t>
-      </w:r>
-      <w:r>
-        <w:br/>
-      </w:r>
-      <w:r>
-        <w:rPr>
-          <w:rStyle w:val="VerbatimChar"/>
-        </w:rPr>
-        <w:t xml:space="preserve">           procedure (same behaviour as AP distribution entry), else error REQ-08</w:t>
-      </w:r>
-    </w:p>
-    <w:p>
-      <w:pPr>
-        <w:pStyle w:val="FirstParagraph"/>
-      </w:pPr>
-      <w:r>
-        <w:t xml:space="preserve">The derived account is shown on the line; users with</w:t>
-      </w:r>
-      <w:r>
-        <w:t xml:space="preserve"> </w:t>
-      </w:r>
-      <w:r>
-        <w:rPr>
-          <w:rStyle w:val="VerbatimChar"/>
-        </w:rPr>
-        <w:t xml:space="preserve">EDIT_ACCOUNT</w:t>
-      </w:r>
-      <w:r>
-        <w:t xml:space="preserve"> </w:t>
-      </w:r>
-      <w:r>
-        <w:t xml:space="preserve">can change it, and the change is kept.</w:t>
-      </w:r>
-    </w:p>
-    <w:bookmarkEnd w:id="42"/>
-    <w:bookmarkStart w:id="43" w:name="X64b45791927640343665607a825539c763d5bd8"/>
-    <w:p>
-      <w:pPr>
-        <w:pStyle w:val="Heading4"/>
-      </w:pPr>
-      <w:r>
-        <w:t xml:space="preserve">6.1.4 Buyer assignment (on approval)</w:t>
-      </w:r>
-    </w:p>
-    <w:p>
-      <w:pPr>
-        <w:pStyle w:val="FirstParagraph"/>
-      </w:pPr>
-      <w:r>
-        <w:t xml:space="preserve">First match wins: buyer specialised in the line's category (or an ancestor) for the BU → buyer for the BU with</w:t>
-      </w:r>
-      <w:r>
-        <w:t xml:space="preserve"> </w:t>
-      </w:r>
-      <w:r>
-        <w:t xml:space="preserve">no category → BU default buyer (</w:t>
-      </w:r>
-      <w:r>
-        <w:rPr>
-          <w:rStyle w:val="VerbatimChar"/>
-        </w:rPr>
-        <w:t xml:space="preserve">DEFAULT_FLAG = Y</w:t>
-      </w:r>
-      <w:r>
-        <w:t xml:space="preserve">). No buyer found → line stays unassigned and appears in the</w:t>
-      </w:r>
-      <w:r>
-        <w:t xml:space="preserve"> </w:t>
-      </w:r>
-      <w:r>
-        <w:t xml:space="preserve">"Unassigned requisition lines" queue of the procurement manager.</w:t>
-      </w:r>
-    </w:p>
-    <w:bookmarkEnd w:id="43"/>
-    <w:bookmarkEnd w:id="44"/>
-    <w:bookmarkStart w:id="48" w:name="Xfc4f74d328273ebc42c23e3e11c4f31fdb18f75"/>
-    <w:p>
-      <w:pPr>
-        <w:pStyle w:val="Heading3"/>
-      </w:pPr>
-      <w:r>
-        <w:t xml:space="preserve">6.2 Purchase orders</w:t>
-      </w:r>
-    </w:p>
-    <w:bookmarkStart w:id="45" w:name="X7b77bf71478e371c621c4b8b7390bd860b8e5a0"/>
-    <w:p>
-      <w:pPr>
-        <w:pStyle w:val="Heading4"/>
-      </w:pPr>
-      <w:r>
-        <w:t xml:space="preserve">6.2.1 PO document status model</w:t>
-      </w:r>
-    </w:p>
-    <w:p>
-      <w:pPr>
-        <w:pStyle w:val="SourceCode"/>
-      </w:pPr>
-      <w:r>
-        <w:rPr>
-          <w:rStyle w:val="VerbatimChar"/>
-        </w:rPr>
-        <w:t xml:space="preserve">           create / autocreate         submit (6.2.2)                final approval</w:t>
-      </w:r>
-      <w:r>
-        <w:br/>
-      </w:r>
-      <w:r>
-        <w:rPr>
-          <w:rStyle w:val="VerbatimChar"/>
-        </w:rPr>
-        <w:t xml:space="preserve"> (none) ──────────────────► INCOMPLETE ──────────► PENDING_APPROVAL ──────────────► APPROVED ──► communicate</w:t>
-      </w:r>
-      <w:r>
-        <w:br/>
-      </w:r>
-      <w:r>
-        <w:rPr>
-          <w:rStyle w:val="VerbatimChar"/>
-        </w:rPr>
-        <w:t xml:space="preserve">                              ▲  │ delete            │        │ reject                │</w:t>
-      </w:r>
-      <w:r>
-        <w:br/>
-      </w:r>
-      <w:r>
-        <w:rPr>
-          <w:rStyle w:val="VerbatimChar"/>
-        </w:rPr>
-        <w:t xml:space="preserve">                              │  ▼ (never approved)  │        ▼                       │ change order</w:t>
-      </w:r>
-      <w:r>
-        <w:br/>
-      </w:r>
-      <w:r>
-        <w:rPr>
-          <w:rStyle w:val="VerbatimChar"/>
-        </w:rPr>
-        <w:t xml:space="preserve">                              │                      │     REJECTED ── edit ──► INCOMPLETE</w:t>
-      </w:r>
-      <w:r>
-        <w:br/>
-      </w:r>
-      <w:r>
-        <w:rPr>
-          <w:rStyle w:val="VerbatimChar"/>
-        </w:rPr>
-        <w:t xml:space="preserve">                              └──── withdraw ────────┘                              │ (approved separately,</w:t>
-      </w:r>
-      <w:r>
-        <w:br/>
-      </w:r>
-      <w:r>
-        <w:rPr>
-          <w:rStyle w:val="VerbatimChar"/>
-        </w:rPr>
-        <w:t xml:space="preserve">                                                                                    │  PO stays APPROVED)</w:t>
-      </w:r>
-      <w:r>
-        <w:br/>
-      </w:r>
-      <w:r>
-        <w:rPr>
-          <w:rStyle w:val="VerbatimChar"/>
-        </w:rPr>
-        <w:t xml:space="preserve"> APPROVED ── cancel (nothing received/billed) ──► CANCELLED</w:t>
-      </w:r>
-      <w:r>
-        <w:br/>
-      </w:r>
-      <w:r>
-        <w:rPr>
-          <w:rStyle w:val="VerbatimChar"/>
-        </w:rPr>
-        <w:t xml:space="preserve"> APPROVED ── closure roll-up (6.8) ──► CLOSURE_STATUS changes; DOCUMENT_STATUS stays APPROVED</w:t>
-      </w:r>
-    </w:p>
-    <w:p>
-      <w:pPr>
-        <w:pStyle w:val="FirstParagraph"/>
-      </w:pPr>
-      <w:r>
-        <w:t xml:space="preserve">Receiving and matching are allowed only when</w:t>
-      </w:r>
-      <w:r>
-        <w:t xml:space="preserve"> </w:t>
-      </w:r>
-      <w:r>
-        <w:rPr>
-          <w:rStyle w:val="VerbatimChar"/>
-        </w:rPr>
-        <w:t xml:space="preserve">DOCUMENT_STATUS = APPROVED</w:t>
-      </w:r>
-      <w:r>
-        <w:t xml:space="preserve">,</w:t>
-      </w:r>
-      <w:r>
-        <w:t xml:space="preserve"> </w:t>
-      </w:r>
-      <w:r>
-        <w:rPr>
-          <w:rStyle w:val="VerbatimChar"/>
-        </w:rPr>
-        <w:t xml:space="preserve">HOLD_FLAG = N</w:t>
-      </w:r>
-      <w:r>
-        <w:t xml:space="preserve"> </w:t>
-      </w:r>
-      <w:r>
-        <w:t xml:space="preserve">and the schedule's</w:t>
-      </w:r>
-      <w:r>
-        <w:t xml:space="preserve"> </w:t>
-      </w:r>
-      <w:r>
-        <w:t xml:space="preserve">closure status allows it (receiving:</w:t>
-      </w:r>
-      <w:r>
-        <w:t xml:space="preserve"> </w:t>
-      </w:r>
-      <w:r>
-        <w:rPr>
-          <w:rStyle w:val="VerbatimChar"/>
-        </w:rPr>
-        <w:t xml:space="preserve">OPEN</w:t>
-      </w:r>
-      <w:r>
-        <w:t xml:space="preserve"> </w:t>
-      </w:r>
-      <w:r>
-        <w:t xml:space="preserve">or</w:t>
-      </w:r>
-      <w:r>
-        <w:t xml:space="preserve"> </w:t>
-      </w:r>
-      <w:r>
-        <w:rPr>
-          <w:rStyle w:val="VerbatimChar"/>
-        </w:rPr>
-        <w:t xml:space="preserve">CLOSED_FOR_INVOICING</w:t>
-      </w:r>
-      <w:r>
-        <w:t xml:space="preserve">; invoicing:</w:t>
-      </w:r>
-      <w:r>
-        <w:t xml:space="preserve"> </w:t>
-      </w:r>
-      <w:r>
-        <w:rPr>
-          <w:rStyle w:val="VerbatimChar"/>
-        </w:rPr>
-        <w:t xml:space="preserve">OPEN</w:t>
-      </w:r>
-      <w:r>
-        <w:t xml:space="preserve"> </w:t>
-      </w:r>
-      <w:r>
-        <w:t xml:space="preserve">or</w:t>
-      </w:r>
-      <w:r>
-        <w:t xml:space="preserve"> </w:t>
-      </w:r>
-      <w:r>
-        <w:rPr>
-          <w:rStyle w:val="VerbatimChar"/>
-        </w:rPr>
-        <w:t xml:space="preserve">CLOSED_FOR_RECEIVING</w:t>
-      </w:r>
-      <w:r>
-        <w:t xml:space="preserve">).</w:t>
-      </w:r>
-    </w:p>
-    <w:bookmarkEnd w:id="45"/>
-    <w:bookmarkStart w:id="46" w:name="X4acc48c3f68e36935e49032ce2ea865e76f42f6"/>
-    <w:p>
-      <w:pPr>
-        <w:pStyle w:val="Heading4"/>
-      </w:pPr>
-      <w:r>
-        <w:t xml:space="preserve">6.2.2 Submit PO — validations and steps</w:t>
       </w:r>
     </w:p>
     <w:p>
@@ -32131,7 +32915,7 @@
         </w:numPr>
       </w:pPr>
       <w:r>
-        <w:t xml:space="preserve">Buyer is an active buyer for the BU; supplier and site active, site</w:t>
+        <w:t xml:space="preserve">Requester and preparer have module access and BU access; the BU has</w:t>
       </w:r>
       <w:r>
         <w:t xml:space="preserve"> </w:t>
@@ -32140,25 +32924,13 @@
         <w:rPr>
           <w:rStyle w:val="VerbatimChar"/>
         </w:rPr>
-        <w:t xml:space="preserve">PURCHASING_FLAG = Y</w:t>
-      </w:r>
-      <w:r>
-        <w:t xml:space="preserve">, not on purchasing</w:t>
+        <w:t xml:space="preserve">ACTIVE</w:t>
       </w:r>
       <w:r>
         <w:t xml:space="preserve"> </w:t>
       </w:r>
       <w:r>
-        <w:t xml:space="preserve">hold, site belongs to the PO's procurement BU (</w:t>
-      </w:r>
-      <w:r>
-        <w:rPr>
-          <w:rStyle w:val="VerbatimChar"/>
-        </w:rPr>
-        <w:t xml:space="preserve">RR_SUPPLIER_SITES.PROCUREMENT_BU_ID</w:t>
-      </w:r>
-      <w:r>
-        <w:t xml:space="preserve">).</w:t>
+        <w:t xml:space="preserve">options.</w:t>
       </w:r>
     </w:p>
     <w:p>
@@ -32170,7 +32942,7 @@
         </w:numPr>
       </w:pPr>
       <w:r>
-        <w:t xml:space="preserve">Currency rate available; payment terms set; ship-to and bill-to locations valid for the BU.</w:t>
+        <w:t xml:space="preserve">At least one line; every line has category, description, need-by date ≥ today, deliver-to location, amount &gt; 0.</w:t>
       </w:r>
     </w:p>
     <w:p>
@@ -32182,22 +32954,7 @@
         </w:numPr>
       </w:pPr>
       <w:r>
-        <w:t xml:space="preserve">Lines, schedules and distributions complete; quantity ledger sums consistent (5.2 invariants); charge</w:t>
-      </w:r>
-      <w:r>
-        <w:t xml:space="preserve"> </w:t>
-      </w:r>
-      <w:r>
-        <w:t xml:space="preserve">accounts valid; tax codes active and assigned to the BU (</w:t>
-      </w:r>
-      <w:r>
-        <w:rPr>
-          <w:rStyle w:val="VerbatimChar"/>
-        </w:rPr>
-        <w:t xml:space="preserve">RR_TAX_ASSIGNMENTS</w:t>
-      </w:r>
-      <w:r>
-        <w:t xml:space="preserve">).</w:t>
+        <w:t xml:space="preserve">Quantity lines have UOM, quantity &gt; 0, unit price ≥ 0; amount lines have amount &gt; 0.</w:t>
       </w:r>
     </w:p>
     <w:p>
@@ -32209,91 +32966,22 @@
         </w:numPr>
       </w:pPr>
       <w:r>
-        <w:t xml:space="preserve">Freeze on each schedule:</w:t>
+        <w:t xml:space="preserve">Every line has distributions summing to 100 %; every charge account is a valid, enabled combination whose</w:t>
       </w:r>
       <w:r>
         <w:t xml:space="preserve"> </w:t>
       </w:r>
       <w:r>
+        <w:t xml:space="preserve">segment 1 equals the BU's company (</w:t>
+      </w:r>
+      <w:r>
         <w:rPr>
           <w:rStyle w:val="VerbatimChar"/>
         </w:rPr>
-        <w:t xml:space="preserve">MATCH_LEVEL</w:t>
-      </w:r>
-      <w:r>
-        <w:t xml:space="preserve"> </w:t>
-      </w:r>
-      <w:r>
-        <w:t xml:space="preserve">(category</w:t>
-      </w:r>
-      <w:r>
-        <w:t xml:space="preserve"> </w:t>
-      </w:r>
-      <w:r>
-        <w:rPr>
-          <w:rStyle w:val="VerbatimChar"/>
-        </w:rPr>
-        <w:t xml:space="preserve">RECEIPT_REQUIRED_FLAG</w:t>
-      </w:r>
-      <w:r>
-        <w:t xml:space="preserve"> </w:t>
-      </w:r>
-      <w:r>
-        <w:t xml:space="preserve">→ site option → BU option by line</w:t>
-      </w:r>
-      <w:r>
-        <w:t xml:space="preserve"> </w:t>
-      </w:r>
-      <w:r>
-        <w:t xml:space="preserve">type),</w:t>
-      </w:r>
-      <w:r>
-        <w:t xml:space="preserve"> </w:t>
-      </w:r>
-      <w:r>
-        <w:rPr>
-          <w:rStyle w:val="VerbatimChar"/>
-        </w:rPr>
-        <w:t xml:space="preserve">ACCRUE_AT_RECEIPT_FLAG</w:t>
-      </w:r>
-      <w:r>
-        <w:t xml:space="preserve">, all tolerances; on each distribution:</w:t>
-      </w:r>
-      <w:r>
-        <w:t xml:space="preserve"> </w:t>
-      </w:r>
-      <w:r>
-        <w:rPr>
-          <w:rStyle w:val="VerbatimChar"/>
-        </w:rPr>
-        <w:t xml:space="preserve">ACCRUAL_ACCOUNT</w:t>
-      </w:r>
-      <w:r>
-        <w:t xml:space="preserve">,</w:t>
-      </w:r>
-      <w:r>
-        <w:t xml:space="preserve"> </w:t>
-      </w:r>
-      <w:r>
-        <w:rPr>
-          <w:rStyle w:val="VerbatimChar"/>
-        </w:rPr>
-        <w:t xml:space="preserve">VARIANCE_ACCOUNT</w:t>
-      </w:r>
-      <w:r>
-        <w:t xml:space="preserve">,</w:t>
-      </w:r>
-      <w:r>
-        <w:t xml:space="preserve"> </w:t>
-      </w:r>
-      <w:r>
-        <w:rPr>
-          <w:rStyle w:val="VerbatimChar"/>
-        </w:rPr>
-        <w:t xml:space="preserve">RATE</w:t>
-      </w:r>
-      <w:r>
-        <w:t xml:space="preserve">.</w:t>
+        <w:t xml:space="preserve">RR_GL_BUSINESS_UNITS.COMPANY</w:t>
+      </w:r>
+      <w:r>
+        <w:t xml:space="preserve">).</w:t>
       </w:r>
     </w:p>
     <w:p>
@@ -32305,13 +32993,40 @@
         </w:numPr>
       </w:pPr>
       <w:r>
-        <w:t xml:space="preserve">Separation of duties: the submitter cannot be the only approver (approval engine skips the submitter and</w:t>
+        <w:t xml:space="preserve">Rate available for every foreign-currency line on the rate date (</w:t>
+      </w:r>
+      <w:r>
+        <w:rPr>
+          <w:rStyle w:val="VerbatimChar"/>
+        </w:rPr>
+        <w:t xml:space="preserve">RR_CURRENCY_DAILY_RATES</w:t>
+      </w:r>
+      <w:r>
+        <w:t xml:space="preserve">); compute</w:t>
       </w:r>
       <w:r>
         <w:t xml:space="preserve"> </w:t>
       </w:r>
       <w:r>
-        <w:t xml:space="preserve">escalates to the next approver in the rule).</w:t>
+        <w:rPr>
+          <w:rStyle w:val="VerbatimChar"/>
+        </w:rPr>
+        <w:t xml:space="preserve">AMOUNT_FUNC</w:t>
+      </w:r>
+      <w:r>
+        <w:t xml:space="preserve">, header</w:t>
+      </w:r>
+      <w:r>
+        <w:t xml:space="preserve"> </w:t>
+      </w:r>
+      <w:r>
+        <w:rPr>
+          <w:rStyle w:val="VerbatimChar"/>
+        </w:rPr>
+        <w:t xml:space="preserve">TOTAL_AMOUNT_FUNC</w:t>
+      </w:r>
+      <w:r>
+        <w:t xml:space="preserve">.</w:t>
       </w:r>
     </w:p>
     <w:p>
@@ -32323,7 +33038,7 @@
         </w:numPr>
       </w:pPr>
       <w:r>
-        <w:t xml:space="preserve">Approval request (6.10) or direct approval when</w:t>
+        <w:t xml:space="preserve">Assign</w:t>
       </w:r>
       <w:r>
         <w:t xml:space="preserve"> </w:t>
@@ -32332,13 +33047,13 @@
         <w:rPr>
           <w:rStyle w:val="VerbatimChar"/>
         </w:rPr>
-        <w:t xml:space="preserve">PO_APPROVAL_REQUIRED = N</w:t>
+        <w:t xml:space="preserve">REQ_NUMBER</w:t>
       </w:r>
       <w:r>
         <w:t xml:space="preserve"> </w:t>
       </w:r>
       <w:r>
-        <w:t xml:space="preserve">(or amount below the lowest rule).</w:t>
+        <w:t xml:space="preserve">(4.9) if not yet assigned.</w:t>
       </w:r>
     </w:p>
     <w:p>
@@ -32350,7 +33065,7 @@
         </w:numPr>
       </w:pPr>
       <w:r>
-        <w:t xml:space="preserve">On approval: write</w:t>
+        <w:t xml:space="preserve">Phase 3: funds check per distribution when</w:t>
       </w:r>
       <w:r>
         <w:t xml:space="preserve"> </w:t>
@@ -32359,31 +33074,52 @@
         <w:rPr>
           <w:rStyle w:val="VerbatimChar"/>
         </w:rPr>
-        <w:t xml:space="preserve">RR_PO_REVISIONS</w:t>
+        <w:t xml:space="preserve">BUDGET_CONTROL_LEVEL ≠ NONE</w:t>
+      </w:r>
+      <w:r>
+        <w:t xml:space="preserve">.</w:t>
+      </w:r>
+    </w:p>
+    <w:p>
+      <w:pPr>
+        <w:pStyle w:val="Compact"/>
+        <w:numPr>
+          <w:ilvl w:val="0"/>
+          <w:numId w:val="1006"/>
+        </w:numPr>
+      </w:pPr>
+      <w:r>
+        <w:t xml:space="preserve">If</w:t>
       </w:r>
       <w:r>
         <w:t xml:space="preserve"> </w:t>
       </w:r>
       <w:r>
-        <w:t xml:space="preserve">(revision 0), set requisition lines</w:t>
+        <w:rPr>
+          <w:rStyle w:val="VerbatimChar"/>
+        </w:rPr>
+        <w:t xml:space="preserve">REQ_APPROVAL_REQUIRED = N</w:t>
       </w:r>
       <w:r>
         <w:t xml:space="preserve"> </w:t>
       </w:r>
       <w:r>
+        <w:t xml:space="preserve">→</w:t>
+      </w:r>
+      <w:r>
+        <w:t xml:space="preserve"> </w:t>
+      </w:r>
+      <w:r>
         <w:rPr>
           <w:rStyle w:val="VerbatimChar"/>
         </w:rPr>
-        <w:t xml:space="preserve">ON_PO</w:t>
-      </w:r>
-      <w:r>
-        <w:t xml:space="preserve">, notify the buyer, and if the</w:t>
+        <w:t xml:space="preserve">APPROVED</w:t>
       </w:r>
       <w:r>
         <w:t xml:space="preserve"> </w:t>
       </w:r>
       <w:r>
-        <w:t xml:space="preserve">site's</w:t>
+        <w:t xml:space="preserve">directly; else create the approval request (6.10) →</w:t>
       </w:r>
       <w:r>
         <w:t xml:space="preserve"> </w:t>
@@ -32392,23 +33128,127 @@
         <w:rPr>
           <w:rStyle w:val="VerbatimChar"/>
         </w:rPr>
-        <w:t xml:space="preserve">PO_COMMUNICATION = EMAIL</w:t>
+        <w:t xml:space="preserve">PENDING_APPROVAL</w:t>
+      </w:r>
+      <w:r>
+        <w:t xml:space="preserve">.</w:t>
+      </w:r>
+    </w:p>
+    <w:p>
+      <w:pPr>
+        <w:pStyle w:val="Compact"/>
+        <w:numPr>
+          <w:ilvl w:val="0"/>
+          <w:numId w:val="1006"/>
+        </w:numPr>
+      </w:pPr>
+      <w:r>
+        <w:t xml:space="preserve">Write</w:t>
       </w:r>
       <w:r>
         <w:t xml:space="preserve"> </w:t>
       </w:r>
       <w:r>
-        <w:t xml:space="preserve">send the PO automatically (6.2.3).</w:t>
+        <w:rPr>
+          <w:rStyle w:val="VerbatimChar"/>
+        </w:rPr>
+        <w:t xml:space="preserve">RR_PO_ACTION_HISTORY</w:t>
+      </w:r>
+      <w:r>
+        <w:t xml:space="preserve">.</w:t>
       </w:r>
     </w:p>
-    <w:bookmarkEnd w:id="46"/>
-    <w:bookmarkStart w:id="47" w:name="Xf8c720c16203476ae81121715ece9e3c3800aad"/>
+    <w:bookmarkEnd w:id="42"/>
+    <w:bookmarkStart w:id="43" w:name="Xa2388a3af1307ad7698a063bfffd709a015edb5"/>
     <w:p>
       <w:pPr>
         <w:pStyle w:val="Heading4"/>
       </w:pPr>
       <w:r>
-        <w:t xml:space="preserve">6.2.3 Communicate to supplier</w:t>
+        <w:t xml:space="preserve">6.1.3 Charge-account derivation</w:t>
+      </w:r>
+    </w:p>
+    <w:p>
+      <w:pPr>
+        <w:pStyle w:val="SourceCode"/>
+      </w:pPr>
+      <w:r>
+        <w:rPr>
+          <w:rStyle w:val="VerbatimChar"/>
+        </w:rPr>
+        <w:t xml:space="preserve"> start   = RR_PO_REQUESTER_DEFAULTS.CHARGE_ACCOUNT_TEMPLATE  (requester + BU)</w:t>
+      </w:r>
+      <w:r>
+        <w:br/>
+      </w:r>
+      <w:r>
+        <w:rPr>
+          <w:rStyle w:val="VerbatimChar"/>
+        </w:rPr>
+        <w:t xml:space="preserve"> seg 1   = RR_GL_BUSINESS_UNITS.COMPANY of the requisition BU</w:t>
+      </w:r>
+      <w:r>
+        <w:br/>
+      </w:r>
+      <w:r>
+        <w:rPr>
+          <w:rStyle w:val="VerbatimChar"/>
+        </w:rPr>
+        <w:t xml:space="preserve"> seg 4   = EXPENSE_ITEM.NATURAL_ACCOUNT_OVERRIDE</w:t>
+      </w:r>
+      <w:r>
+        <w:br/>
+      </w:r>
+      <w:r>
+        <w:rPr>
+          <w:rStyle w:val="VerbatimChar"/>
+        </w:rPr>
+        <w:t xml:space="preserve">           else CATEGORY.DEFAULT_NATURAL_ACCOUNT (walk up the category tree)</w:t>
+      </w:r>
+      <w:r>
+        <w:br/>
+      </w:r>
+      <w:r>
+        <w:rPr>
+          <w:rStyle w:val="VerbatimChar"/>
+        </w:rPr>
+        <w:t xml:space="preserve">           else keep the template's segment 4  (warning: "category has no account")</w:t>
+      </w:r>
+      <w:r>
+        <w:br/>
+      </w:r>
+      <w:r>
+        <w:rPr>
+          <w:rStyle w:val="VerbatimChar"/>
+        </w:rPr>
+        <w:t xml:space="preserve"> then    = apply RR_PO_ACCOUNT_RULES matching (BU, category or ancestor, item), by PRIORITY, per segment</w:t>
+      </w:r>
+      <w:r>
+        <w:br/>
+      </w:r>
+      <w:r>
+        <w:rPr>
+          <w:rStyle w:val="VerbatimChar"/>
+        </w:rPr>
+        <w:t xml:space="preserve"> finally = validate the combination exists and is enabled; if the combination does not exist</w:t>
+      </w:r>
+      <w:r>
+        <w:br/>
+      </w:r>
+      <w:r>
+        <w:rPr>
+          <w:rStyle w:val="VerbatimChar"/>
+        </w:rPr>
+        <w:t xml:space="preserve">           but every segment value is valid, create it through the existing GL combination</w:t>
+      </w:r>
+      <w:r>
+        <w:br/>
+      </w:r>
+      <w:r>
+        <w:rPr>
+          <w:rStyle w:val="VerbatimChar"/>
+        </w:rPr>
+        <w:t xml:space="preserve">           procedure (same behaviour as AP distribution entry), else error REQ-08</w:t>
       </w:r>
     </w:p>
     <w:p>
@@ -32416,90 +33256,32 @@
         <w:pStyle w:val="FirstParagraph"/>
       </w:pPr>
       <w:r>
-        <w:t xml:space="preserve">The PO PDF is generated client-side with the existing jsPDF stack (same approach as the P&amp;L and payment PDFs):</w:t>
+        <w:t xml:space="preserve">The derived account is shown on the line; users with</w:t>
       </w:r>
       <w:r>
         <w:t xml:space="preserve"> </w:t>
       </w:r>
       <w:r>
-        <w:t xml:space="preserve">company letterhead, PO number and revision, supplier and site address, ship-to and bill-to, buyer contact,</w:t>
+        <w:rPr>
+          <w:rStyle w:val="VerbatimChar"/>
+        </w:rPr>
+        <w:t xml:space="preserve">EDIT_ACCOUNT</w:t>
       </w:r>
       <w:r>
         <w:t xml:space="preserve"> </w:t>
       </w:r>
       <w:r>
-        <w:t xml:space="preserve">lines with schedules, tax estimate, total, payment terms and</w:t>
-      </w:r>
-      <w:r>
-        <w:t xml:space="preserve"> </w:t>
-      </w:r>
-      <w:r>
-        <w:rPr>
-          <w:rStyle w:val="VerbatimChar"/>
-        </w:rPr>
-        <w:t xml:space="preserve">PO_TERMS_TEXT</w:t>
-      </w:r>
-      <w:r>
-        <w:t xml:space="preserve">. The page uploads it as a</w:t>
-      </w:r>
-      <w:r>
-        <w:t xml:space="preserve"> </w:t>
-      </w:r>
-      <w:r>
-        <w:rPr>
-          <w:rStyle w:val="VerbatimChar"/>
-        </w:rPr>
-        <w:t xml:space="preserve">RR_PO_ATTACHMENTS</w:t>
-      </w:r>
-      <w:r>
-        <w:t xml:space="preserve"> </w:t>
-      </w:r>
-      <w:r>
-        <w:t xml:space="preserve">row, then calls</w:t>
-      </w:r>
-      <w:r>
-        <w:t xml:space="preserve"> </w:t>
-      </w:r>
-      <w:r>
-        <w:rPr>
-          <w:rStyle w:val="VerbatimChar"/>
-        </w:rPr>
-        <w:t xml:space="preserve">RR_PO_DOC_PKG.COMMUNICATE</w:t>
-      </w:r>
-      <w:r>
-        <w:t xml:space="preserve"> </w:t>
-      </w:r>
-      <w:r>
-        <w:t xml:space="preserve">which emails it through the existing server-side</w:t>
-      </w:r>
-      <w:r>
-        <w:t xml:space="preserve"> </w:t>
-      </w:r>
-      <w:r>
-        <w:t xml:space="preserve">mail service and logs</w:t>
-      </w:r>
-      <w:r>
-        <w:t xml:space="preserve"> </w:t>
-      </w:r>
-      <w:r>
-        <w:rPr>
-          <w:rStyle w:val="VerbatimChar"/>
-        </w:rPr>
-        <w:t xml:space="preserve">RR_PO_COMMUNICATIONS</w:t>
-      </w:r>
-      <w:r>
-        <w:t xml:space="preserve">. Revised POs print "Revision n" and a change summary.</w:t>
+        <w:t xml:space="preserve">can change it, and the change is kept.</w:t>
       </w:r>
     </w:p>
-    <w:bookmarkEnd w:id="47"/>
-    <w:bookmarkEnd w:id="48"/>
-    <w:bookmarkStart w:id="49" w:name="Xc87e725d7369a1d9d0f86fa43ceed1e8047ca50"/>
+    <w:bookmarkEnd w:id="43"/>
+    <w:bookmarkStart w:id="44" w:name="X64b45791927640343665607a825539c763d5bd8"/>
     <w:p>
       <w:pPr>
-        <w:pStyle w:val="Heading3"/>
+        <w:pStyle w:val="Heading4"/>
       </w:pPr>
       <w:r>
-        <w:t xml:space="preserve">6.3 Autocreate (requisition → PO)</w:t>
+        <w:t xml:space="preserve">6.1.4 Buyer assignment (on approval)</w:t>
       </w:r>
     </w:p>
     <w:p>
@@ -32507,13 +33289,321 @@
         <w:pStyle w:val="FirstParagraph"/>
       </w:pPr>
       <w:r>
-        <w:t xml:space="preserve">The buyer workbench lists approved, unassigned-to-PO requisition lines for the buyer's BUs. The buyer selects lines,</w:t>
+        <w:t xml:space="preserve">First match wins: buyer specialised in the line's category (or an ancestor) for the BU → buyer for the BU with</w:t>
       </w:r>
       <w:r>
         <w:t xml:space="preserve"> </w:t>
       </w:r>
       <w:r>
-        <w:t xml:space="preserve">sets or confirms the supplier, site and price, and creates POs:</w:t>
+        <w:t xml:space="preserve">no category → BU default buyer (</w:t>
+      </w:r>
+      <w:r>
+        <w:rPr>
+          <w:rStyle w:val="VerbatimChar"/>
+        </w:rPr>
+        <w:t xml:space="preserve">DEFAULT_FLAG = Y</w:t>
+      </w:r>
+      <w:r>
+        <w:t xml:space="preserve">). No buyer found → line stays unassigned and appears in the</w:t>
+      </w:r>
+      <w:r>
+        <w:t xml:space="preserve"> </w:t>
+      </w:r>
+      <w:r>
+        <w:t xml:space="preserve">"Unassigned requisition lines" queue of the procurement manager.</w:t>
+      </w:r>
+    </w:p>
+    <w:bookmarkEnd w:id="44"/>
+    <w:bookmarkEnd w:id="45"/>
+    <w:bookmarkStart w:id="50" w:name="Xfc4f74d328273ebc42c23e3e11c4f31fdb18f75"/>
+    <w:p>
+      <w:pPr>
+        <w:pStyle w:val="Heading3"/>
+      </w:pPr>
+      <w:r>
+        <w:t xml:space="preserve">6.2 Purchase orders</w:t>
+      </w:r>
+    </w:p>
+    <w:bookmarkStart w:id="46" w:name="Xceded18171faf20fab40fdabba407413dc88e31"/>
+    <w:p>
+      <w:pPr>
+        <w:pStyle w:val="Heading4"/>
+      </w:pPr>
+      <w:r>
+        <w:t xml:space="preserve">6.2.0 Creating a PO directly (no requisition)</w:t>
+      </w:r>
+    </w:p>
+    <w:p>
+      <w:pPr>
+        <w:pStyle w:val="FirstParagraph"/>
+      </w:pPr>
+      <w:r>
+        <w:t xml:space="preserve">This is the standard way to buy.</w:t>
+      </w:r>
+      <w:r>
+        <w:t xml:space="preserve"> </w:t>
+      </w:r>
+      <w:r>
+        <w:rPr>
+          <w:b/>
+          <w:bCs/>
+        </w:rPr>
+        <w:t xml:space="preserve">Create Purchase Order</w:t>
+      </w:r>
+      <w:r>
+        <w:t xml:space="preserve"> </w:t>
+      </w:r>
+      <w:r>
+        <w:t xml:space="preserve">(</w:t>
+      </w:r>
+      <w:r>
+        <w:rPr>
+          <w:rStyle w:val="VerbatimChar"/>
+        </w:rPr>
+        <w:t xml:space="preserve">/po/orders/new</w:t>
+      </w:r>
+      <w:r>
+        <w:t xml:space="preserve">):</w:t>
+      </w:r>
+    </w:p>
+    <w:p>
+      <w:pPr>
+        <w:pStyle w:val="Compact"/>
+        <w:numPr>
+          <w:ilvl w:val="0"/>
+          <w:numId w:val="1007"/>
+        </w:numPr>
+      </w:pPr>
+      <w:r>
+        <w:rPr>
+          <w:b/>
+          <w:bCs/>
+        </w:rPr>
+        <w:t xml:space="preserve">Header</w:t>
+      </w:r>
+      <w:r>
+        <w:t xml:space="preserve"> </w:t>
+      </w:r>
+      <w:r>
+        <w:t xml:space="preserve">— BU (from the user's BU access), supplier and site (LOVs from the existing</w:t>
+      </w:r>
+      <w:r>
+        <w:t xml:space="preserve"> </w:t>
+      </w:r>
+      <w:r>
+        <w:rPr>
+          <w:rStyle w:val="VerbatimChar"/>
+        </w:rPr>
+        <w:t xml:space="preserve">RR_SUPPLIER_*</w:t>
+      </w:r>
+      <w:r>
+        <w:t xml:space="preserve"> </w:t>
+      </w:r>
+      <w:r>
+        <w:t xml:space="preserve">tables,</w:t>
+      </w:r>
+      <w:r>
+        <w:t xml:space="preserve"> </w:t>
+      </w:r>
+      <w:r>
+        <w:t xml:space="preserve">filtered to sites usable by the BU), currency (site default, else functional), payment terms (site), ship-to /</w:t>
+      </w:r>
+      <w:r>
+        <w:t xml:space="preserve"> </w:t>
+      </w:r>
+      <w:r>
+        <w:t xml:space="preserve">bill-to (site assignment, else BU defaults), buyer (the user, when they are a buyer), description.</w:t>
+      </w:r>
+    </w:p>
+    <w:p>
+      <w:pPr>
+        <w:pStyle w:val="Compact"/>
+        <w:numPr>
+          <w:ilvl w:val="0"/>
+          <w:numId w:val="1007"/>
+        </w:numPr>
+      </w:pPr>
+      <w:r>
+        <w:rPr>
+          <w:b/>
+          <w:bCs/>
+        </w:rPr>
+        <w:t xml:space="preserve">Lines</w:t>
+      </w:r>
+      <w:r>
+        <w:t xml:space="preserve"> </w:t>
+      </w:r>
+      <w:r>
+        <w:t xml:space="preserve">— pick a catalog item or type free text; category; quantity × price or amount; need-by date; tax code</w:t>
+      </w:r>
+      <w:r>
+        <w:t xml:space="preserve"> </w:t>
+      </w:r>
+      <w:r>
+        <w:t xml:space="preserve">(category / item default). One schedule per line is created automatically (more can be added for split</w:t>
+      </w:r>
+      <w:r>
+        <w:t xml:space="preserve"> </w:t>
+      </w:r>
+      <w:r>
+        <w:t xml:space="preserve">deliveries).</w:t>
+      </w:r>
+    </w:p>
+    <w:p>
+      <w:pPr>
+        <w:pStyle w:val="Compact"/>
+        <w:numPr>
+          <w:ilvl w:val="0"/>
+          <w:numId w:val="1007"/>
+        </w:numPr>
+      </w:pPr>
+      <w:r>
+        <w:rPr>
+          <w:b/>
+          <w:bCs/>
+        </w:rPr>
+        <w:t xml:space="preserve">Charge account</w:t>
+      </w:r>
+      <w:r>
+        <w:t xml:space="preserve"> </w:t>
+      </w:r>
+      <w:r>
+        <w:t xml:space="preserve">— derived exactly as for requisitions (6.1.3) using the line's</w:t>
+      </w:r>
+      <w:r>
+        <w:t xml:space="preserve"> </w:t>
+      </w:r>
+      <w:r>
+        <w:rPr>
+          <w:b/>
+          <w:bCs/>
+        </w:rPr>
+        <w:t xml:space="preserve">requester</w:t>
+      </w:r>
+      <w:r>
+        <w:t xml:space="preserve">, which defaults</w:t>
+      </w:r>
+      <w:r>
+        <w:t xml:space="preserve"> </w:t>
+      </w:r>
+      <w:r>
+        <w:t xml:space="preserve">to the person creating the PO (or can be set to the employee the purchase is for); editable with</w:t>
+      </w:r>
+      <w:r>
+        <w:t xml:space="preserve"> </w:t>
+      </w:r>
+      <w:r>
+        <w:rPr>
+          <w:rStyle w:val="VerbatimChar"/>
+        </w:rPr>
+        <w:t xml:space="preserve">EDIT_ACCOUNT</w:t>
+      </w:r>
+      <w:r>
+        <w:t xml:space="preserve">; split into several distributions by percentage when the cost is shared.</w:t>
+      </w:r>
+    </w:p>
+    <w:p>
+      <w:pPr>
+        <w:pStyle w:val="Compact"/>
+        <w:numPr>
+          <w:ilvl w:val="0"/>
+          <w:numId w:val="1007"/>
+        </w:numPr>
+      </w:pPr>
+      <w:r>
+        <w:rPr>
+          <w:b/>
+          <w:bCs/>
+        </w:rPr>
+        <w:t xml:space="preserve">Save</w:t>
+      </w:r>
+      <w:r>
+        <w:t xml:space="preserve"> </w:t>
+      </w:r>
+      <w:r>
+        <w:t xml:space="preserve">(</w:t>
+      </w:r>
+      <w:r>
+        <w:rPr>
+          <w:rStyle w:val="VerbatimChar"/>
+        </w:rPr>
+        <w:t xml:space="preserve">INCOMPLETE</w:t>
+      </w:r>
+      <w:r>
+        <w:t xml:space="preserve">, PO number assigned) →</w:t>
+      </w:r>
+      <w:r>
+        <w:t xml:space="preserve"> </w:t>
+      </w:r>
+      <w:r>
+        <w:rPr>
+          <w:b/>
+          <w:bCs/>
+        </w:rPr>
+        <w:t xml:space="preserve">Submit</w:t>
+      </w:r>
+      <w:r>
+        <w:t xml:space="preserve"> </w:t>
+      </w:r>
+      <w:r>
+        <w:t xml:space="preserve">→ approval (6.10) → approved → sent to the supplier.</w:t>
+      </w:r>
+    </w:p>
+    <w:p>
+      <w:pPr>
+        <w:pStyle w:val="FirstParagraph"/>
+      </w:pPr>
+      <w:r>
+        <w:t xml:space="preserve">From here a direct PO is identical to one created from a requisition: same receiving, matching, accruals, change</w:t>
+      </w:r>
+      <w:r>
+        <w:t xml:space="preserve"> </w:t>
+      </w:r>
+      <w:r>
+        <w:t xml:space="preserve">orders and close. Its distributions simply have no</w:t>
+      </w:r>
+      <w:r>
+        <w:t xml:space="preserve"> </w:t>
+      </w:r>
+      <w:r>
+        <w:rPr>
+          <w:rStyle w:val="VerbatimChar"/>
+        </w:rPr>
+        <w:t xml:space="preserve">REQ_DISTRIBUTION_ID</w:t>
+      </w:r>
+      <w:r>
+        <w:t xml:space="preserve"> </w:t>
+      </w:r>
+      <w:r>
+        <w:t xml:space="preserve">and the header has</w:t>
+      </w:r>
+      <w:r>
+        <w:t xml:space="preserve"> </w:t>
+      </w:r>
+      <w:r>
+        <w:rPr>
+          <w:rStyle w:val="VerbatimChar"/>
+        </w:rPr>
+        <w:t xml:space="preserve">ORIGIN = MANUAL</w:t>
+      </w:r>
+      <w:r>
+        <w:t xml:space="preserve">.</w:t>
+      </w:r>
+      <w:r>
+        <w:t xml:space="preserve"> </w:t>
+      </w:r>
+      <w:r>
+        <w:t xml:space="preserve">Copy-PO (from any earlier PO, with new dates) makes repeat purchases one click.</w:t>
+      </w:r>
+    </w:p>
+    <w:bookmarkEnd w:id="46"/>
+    <w:bookmarkStart w:id="47" w:name="X7b77bf71478e371c621c4b8b7390bd860b8e5a0"/>
+    <w:p>
+      <w:pPr>
+        <w:pStyle w:val="Heading4"/>
+      </w:pPr>
+      <w:r>
+        <w:t xml:space="preserve">6.2.1 PO document status model</w:t>
       </w:r>
     </w:p>
     <w:p>
@@ -32524,7 +33614,7 @@
         <w:rPr>
           <w:rStyle w:val="VerbatimChar"/>
         </w:rPr>
-        <w:t xml:space="preserve"> group key  = BU + supplier + supplier site + currency + ship-to   → one PO per group</w:t>
+        <w:t xml:space="preserve">           create / autocreate         submit (6.2.2)                final approval</w:t>
       </w:r>
       <w:r>
         <w:br/>
@@ -32533,7 +33623,7 @@
         <w:rPr>
           <w:rStyle w:val="VerbatimChar"/>
         </w:rPr>
-        <w:t xml:space="preserve"> lines      = one PO line per requisition line; requisition lines with the same item/description,</w:t>
+        <w:t xml:space="preserve"> (none) ──────────────────► INCOMPLETE ──────────► PENDING_APPROVAL ──────────────► APPROVED ──► communicate</w:t>
       </w:r>
       <w:r>
         <w:br/>
@@ -32542,7 +33632,7 @@
         <w:rPr>
           <w:rStyle w:val="VerbatimChar"/>
         </w:rPr>
-        <w:t xml:space="preserve">              UOM, price and need-by may be combined into one PO line (option on the workbench)</w:t>
+        <w:t xml:space="preserve">                              ▲  │ delete            │        │ reject                │</w:t>
       </w:r>
       <w:r>
         <w:br/>
@@ -32551,7 +33641,7 @@
         <w:rPr>
           <w:rStyle w:val="VerbatimChar"/>
         </w:rPr>
-        <w:t xml:space="preserve"> schedules  = one per requisition line (need-by, deliver-to)</w:t>
+        <w:t xml:space="preserve">                              │  ▼ (never approved)  │        ▼                       │ change order</w:t>
       </w:r>
       <w:r>
         <w:br/>
@@ -32560,7 +33650,7 @@
         <w:rPr>
           <w:rStyle w:val="VerbatimChar"/>
         </w:rPr>
-        <w:t xml:space="preserve"> dists      = copied 1:1 from requisition distributions (REQ_DISTRIBUTION_ID kept)</w:t>
+        <w:t xml:space="preserve">                              │                      │     REJECTED ── edit ──► INCOMPLETE</w:t>
       </w:r>
       <w:r>
         <w:br/>
@@ -32569,7 +33659,34 @@
         <w:rPr>
           <w:rStyle w:val="VerbatimChar"/>
         </w:rPr>
-        <w:t xml:space="preserve"> status     = INCOMPLETE (buyer reviews, then submits)   — or submitted immediately in AUTO mode</w:t>
+        <w:t xml:space="preserve">                              └──── withdraw ────────┘                              │ (approved separately,</w:t>
+      </w:r>
+      <w:r>
+        <w:br/>
+      </w:r>
+      <w:r>
+        <w:rPr>
+          <w:rStyle w:val="VerbatimChar"/>
+        </w:rPr>
+        <w:t xml:space="preserve">                                                                                    │  PO stays APPROVED)</w:t>
+      </w:r>
+      <w:r>
+        <w:br/>
+      </w:r>
+      <w:r>
+        <w:rPr>
+          <w:rStyle w:val="VerbatimChar"/>
+        </w:rPr>
+        <w:t xml:space="preserve"> APPROVED ── cancel (nothing received/billed) ──► CANCELLED</w:t>
+      </w:r>
+      <w:r>
+        <w:br/>
+      </w:r>
+      <w:r>
+        <w:rPr>
+          <w:rStyle w:val="VerbatimChar"/>
+        </w:rPr>
+        <w:t xml:space="preserve"> APPROVED ── closure roll-up (6.8) ──► CLOSURE_STATUS changes; DOCUMENT_STATUS stays APPROVED</w:t>
       </w:r>
     </w:p>
     <w:p>
@@ -32577,26 +33694,569 @@
         <w:pStyle w:val="FirstParagraph"/>
       </w:pPr>
       <w:r>
+        <w:t xml:space="preserve">Receiving and matching are allowed only when</w:t>
+      </w:r>
+      <w:r>
+        <w:t xml:space="preserve"> </w:t>
+      </w:r>
+      <w:r>
         <w:rPr>
           <w:rStyle w:val="VerbatimChar"/>
         </w:rPr>
-        <w:t xml:space="preserve">AUTOCREATE_MODE = AUTO</w:t>
+        <w:t xml:space="preserve">DOCUMENT_STATUS = APPROVED</w:t>
+      </w:r>
+      <w:r>
+        <w:t xml:space="preserve">,</w:t>
       </w:r>
       <w:r>
         <w:t xml:space="preserve"> </w:t>
       </w:r>
       <w:r>
-        <w:t xml:space="preserve">creates and submits POs without a buyer step for approved catalog lines that have a</w:t>
+        <w:rPr>
+          <w:rStyle w:val="VerbatimChar"/>
+        </w:rPr>
+        <w:t xml:space="preserve">HOLD_FLAG = N</w:t>
       </w:r>
       <w:r>
         <w:t xml:space="preserve"> </w:t>
       </w:r>
       <w:r>
-        <w:t xml:space="preserve">preferred supplier and site and a list price; anything else falls back to the workbench.</w:t>
+        <w:t xml:space="preserve">and the schedule's</w:t>
+      </w:r>
+      <w:r>
+        <w:t xml:space="preserve"> </w:t>
+      </w:r>
+      <w:r>
+        <w:t xml:space="preserve">closure status allows it (receiving:</w:t>
+      </w:r>
+      <w:r>
+        <w:t xml:space="preserve"> </w:t>
+      </w:r>
+      <w:r>
+        <w:rPr>
+          <w:rStyle w:val="VerbatimChar"/>
+        </w:rPr>
+        <w:t xml:space="preserve">OPEN</w:t>
+      </w:r>
+      <w:r>
+        <w:t xml:space="preserve"> </w:t>
+      </w:r>
+      <w:r>
+        <w:t xml:space="preserve">or</w:t>
+      </w:r>
+      <w:r>
+        <w:t xml:space="preserve"> </w:t>
+      </w:r>
+      <w:r>
+        <w:rPr>
+          <w:rStyle w:val="VerbatimChar"/>
+        </w:rPr>
+        <w:t xml:space="preserve">CLOSED_FOR_INVOICING</w:t>
+      </w:r>
+      <w:r>
+        <w:t xml:space="preserve">; invoicing:</w:t>
+      </w:r>
+      <w:r>
+        <w:t xml:space="preserve"> </w:t>
+      </w:r>
+      <w:r>
+        <w:rPr>
+          <w:rStyle w:val="VerbatimChar"/>
+        </w:rPr>
+        <w:t xml:space="preserve">OPEN</w:t>
+      </w:r>
+      <w:r>
+        <w:t xml:space="preserve"> </w:t>
+      </w:r>
+      <w:r>
+        <w:t xml:space="preserve">or</w:t>
+      </w:r>
+      <w:r>
+        <w:t xml:space="preserve"> </w:t>
+      </w:r>
+      <w:r>
+        <w:rPr>
+          <w:rStyle w:val="VerbatimChar"/>
+        </w:rPr>
+        <w:t xml:space="preserve">CLOSED_FOR_RECEIVING</w:t>
+      </w:r>
+      <w:r>
+        <w:t xml:space="preserve">).</w:t>
+      </w:r>
+    </w:p>
+    <w:bookmarkEnd w:id="47"/>
+    <w:bookmarkStart w:id="48" w:name="X4acc48c3f68e36935e49032ce2ea865e76f42f6"/>
+    <w:p>
+      <w:pPr>
+        <w:pStyle w:val="Heading4"/>
+      </w:pPr>
+      <w:r>
+        <w:t xml:space="preserve">6.2.2 Submit PO — validations and steps</w:t>
+      </w:r>
+    </w:p>
+    <w:p>
+      <w:pPr>
+        <w:pStyle w:val="Compact"/>
+        <w:numPr>
+          <w:ilvl w:val="0"/>
+          <w:numId w:val="1008"/>
+        </w:numPr>
+      </w:pPr>
+      <w:r>
+        <w:t xml:space="preserve">Buyer is an active buyer for the BU; supplier and site valid for the BU per 4.10 (existing</w:t>
+      </w:r>
+      <w:r>
+        <w:t xml:space="preserve"> </w:t>
+      </w:r>
+      <w:r>
+        <w:rPr>
+          <w:rStyle w:val="VerbatimChar"/>
+        </w:rPr>
+        <w:t xml:space="preserve">RR_SUPPLIER_*</w:t>
+      </w:r>
+      <w:r>
+        <w:t xml:space="preserve"> </w:t>
+      </w:r>
+      <w:r>
+        <w:t xml:space="preserve">tables), not on purchasing hold.</w:t>
+      </w:r>
+    </w:p>
+    <w:p>
+      <w:pPr>
+        <w:pStyle w:val="Compact"/>
+        <w:numPr>
+          <w:ilvl w:val="0"/>
+          <w:numId w:val="1008"/>
+        </w:numPr>
+      </w:pPr>
+      <w:r>
+        <w:t xml:space="preserve">Currency rate available; payment terms set; ship-to and bill-to locations valid for the BU.</w:t>
+      </w:r>
+    </w:p>
+    <w:p>
+      <w:pPr>
+        <w:pStyle w:val="Compact"/>
+        <w:numPr>
+          <w:ilvl w:val="0"/>
+          <w:numId w:val="1008"/>
+        </w:numPr>
+      </w:pPr>
+      <w:r>
+        <w:t xml:space="preserve">Lines, schedules and distributions complete; quantity ledger sums consistent (5.2 invariants); charge</w:t>
+      </w:r>
+      <w:r>
+        <w:t xml:space="preserve"> </w:t>
+      </w:r>
+      <w:r>
+        <w:t xml:space="preserve">accounts valid; tax codes active and assigned to the BU (</w:t>
+      </w:r>
+      <w:r>
+        <w:rPr>
+          <w:rStyle w:val="VerbatimChar"/>
+        </w:rPr>
+        <w:t xml:space="preserve">RR_TAX_ASSIGNMENTS</w:t>
+      </w:r>
+      <w:r>
+        <w:t xml:space="preserve">).</w:t>
+      </w:r>
+    </w:p>
+    <w:p>
+      <w:pPr>
+        <w:pStyle w:val="Compact"/>
+        <w:numPr>
+          <w:ilvl w:val="0"/>
+          <w:numId w:val="1008"/>
+        </w:numPr>
+      </w:pPr>
+      <w:r>
+        <w:t xml:space="preserve">Freeze on each schedule:</w:t>
+      </w:r>
+      <w:r>
+        <w:t xml:space="preserve"> </w:t>
+      </w:r>
+      <w:r>
+        <w:rPr>
+          <w:rStyle w:val="VerbatimChar"/>
+        </w:rPr>
+        <w:t xml:space="preserve">MATCH_LEVEL</w:t>
+      </w:r>
+      <w:r>
+        <w:t xml:space="preserve"> </w:t>
+      </w:r>
+      <w:r>
+        <w:t xml:space="preserve">(category</w:t>
+      </w:r>
+      <w:r>
+        <w:t xml:space="preserve"> </w:t>
+      </w:r>
+      <w:r>
+        <w:rPr>
+          <w:rStyle w:val="VerbatimChar"/>
+        </w:rPr>
+        <w:t xml:space="preserve">RECEIPT_REQUIRED_FLAG</w:t>
+      </w:r>
+      <w:r>
+        <w:t xml:space="preserve"> </w:t>
+      </w:r>
+      <w:r>
+        <w:t xml:space="preserve">→ site option → BU option by line</w:t>
+      </w:r>
+      <w:r>
+        <w:t xml:space="preserve"> </w:t>
+      </w:r>
+      <w:r>
+        <w:t xml:space="preserve">type),</w:t>
+      </w:r>
+      <w:r>
+        <w:t xml:space="preserve"> </w:t>
+      </w:r>
+      <w:r>
+        <w:rPr>
+          <w:rStyle w:val="VerbatimChar"/>
+        </w:rPr>
+        <w:t xml:space="preserve">ACCRUE_AT_RECEIPT_FLAG</w:t>
+      </w:r>
+      <w:r>
+        <w:t xml:space="preserve">, all tolerances; on each distribution:</w:t>
+      </w:r>
+      <w:r>
+        <w:t xml:space="preserve"> </w:t>
+      </w:r>
+      <w:r>
+        <w:rPr>
+          <w:rStyle w:val="VerbatimChar"/>
+        </w:rPr>
+        <w:t xml:space="preserve">ACCRUAL_ACCOUNT</w:t>
+      </w:r>
+      <w:r>
+        <w:t xml:space="preserve">,</w:t>
+      </w:r>
+      <w:r>
+        <w:t xml:space="preserve"> </w:t>
+      </w:r>
+      <w:r>
+        <w:rPr>
+          <w:rStyle w:val="VerbatimChar"/>
+        </w:rPr>
+        <w:t xml:space="preserve">VARIANCE_ACCOUNT</w:t>
+      </w:r>
+      <w:r>
+        <w:t xml:space="preserve">,</w:t>
+      </w:r>
+      <w:r>
+        <w:t xml:space="preserve"> </w:t>
+      </w:r>
+      <w:r>
+        <w:rPr>
+          <w:rStyle w:val="VerbatimChar"/>
+        </w:rPr>
+        <w:t xml:space="preserve">RATE</w:t>
+      </w:r>
+      <w:r>
+        <w:t xml:space="preserve">.</w:t>
+      </w:r>
+    </w:p>
+    <w:p>
+      <w:pPr>
+        <w:pStyle w:val="Compact"/>
+        <w:numPr>
+          <w:ilvl w:val="0"/>
+          <w:numId w:val="1008"/>
+        </w:numPr>
+      </w:pPr>
+      <w:r>
+        <w:t xml:space="preserve">Separation of duties: the submitter cannot be the only approver (approval engine skips the submitter and</w:t>
+      </w:r>
+      <w:r>
+        <w:t xml:space="preserve"> </w:t>
+      </w:r>
+      <w:r>
+        <w:t xml:space="preserve">escalates to the next approver in the rule).</w:t>
+      </w:r>
+    </w:p>
+    <w:p>
+      <w:pPr>
+        <w:pStyle w:val="Compact"/>
+        <w:numPr>
+          <w:ilvl w:val="0"/>
+          <w:numId w:val="1008"/>
+        </w:numPr>
+      </w:pPr>
+      <w:r>
+        <w:t xml:space="preserve">Approval request (6.10) or direct approval when</w:t>
+      </w:r>
+      <w:r>
+        <w:t xml:space="preserve"> </w:t>
+      </w:r>
+      <w:r>
+        <w:rPr>
+          <w:rStyle w:val="VerbatimChar"/>
+        </w:rPr>
+        <w:t xml:space="preserve">PO_APPROVAL_REQUIRED = N</w:t>
+      </w:r>
+      <w:r>
+        <w:t xml:space="preserve"> </w:t>
+      </w:r>
+      <w:r>
+        <w:t xml:space="preserve">(or amount below the lowest rule).</w:t>
+      </w:r>
+    </w:p>
+    <w:p>
+      <w:pPr>
+        <w:pStyle w:val="Compact"/>
+        <w:numPr>
+          <w:ilvl w:val="0"/>
+          <w:numId w:val="1008"/>
+        </w:numPr>
+      </w:pPr>
+      <w:r>
+        <w:t xml:space="preserve">On approval: write</w:t>
+      </w:r>
+      <w:r>
+        <w:t xml:space="preserve"> </w:t>
+      </w:r>
+      <w:r>
+        <w:rPr>
+          <w:rStyle w:val="VerbatimChar"/>
+        </w:rPr>
+        <w:t xml:space="preserve">RR_PO_REVISIONS</w:t>
+      </w:r>
+      <w:r>
+        <w:t xml:space="preserve"> </w:t>
+      </w:r>
+      <w:r>
+        <w:t xml:space="preserve">(revision 0), set requisition lines</w:t>
+      </w:r>
+      <w:r>
+        <w:t xml:space="preserve"> </w:t>
+      </w:r>
+      <w:r>
+        <w:rPr>
+          <w:rStyle w:val="VerbatimChar"/>
+        </w:rPr>
+        <w:t xml:space="preserve">ON_PO</w:t>
+      </w:r>
+      <w:r>
+        <w:t xml:space="preserve">, notify the buyer, and if the</w:t>
+      </w:r>
+      <w:r>
+        <w:t xml:space="preserve"> </w:t>
+      </w:r>
+      <w:r>
+        <w:t xml:space="preserve">site's</w:t>
+      </w:r>
+      <w:r>
+        <w:t xml:space="preserve"> </w:t>
+      </w:r>
+      <w:r>
+        <w:rPr>
+          <w:rStyle w:val="VerbatimChar"/>
+        </w:rPr>
+        <w:t xml:space="preserve">PO_COMMUNICATION = EMAIL</w:t>
+      </w:r>
+      <w:r>
+        <w:t xml:space="preserve"> </w:t>
+      </w:r>
+      <w:r>
+        <w:t xml:space="preserve">send the PO automatically (6.2.3).</w:t>
+      </w:r>
+    </w:p>
+    <w:bookmarkEnd w:id="48"/>
+    <w:bookmarkStart w:id="49" w:name="Xf8c720c16203476ae81121715ece9e3c3800aad"/>
+    <w:p>
+      <w:pPr>
+        <w:pStyle w:val="Heading4"/>
+      </w:pPr>
+      <w:r>
+        <w:t xml:space="preserve">6.2.3 Communicate to supplier</w:t>
+      </w:r>
+    </w:p>
+    <w:p>
+      <w:pPr>
+        <w:pStyle w:val="FirstParagraph"/>
+      </w:pPr>
+      <w:r>
+        <w:t xml:space="preserve">The PO PDF is generated client-side with the existing jsPDF stack (same approach as the P&amp;L and payment PDFs):</w:t>
+      </w:r>
+      <w:r>
+        <w:t xml:space="preserve"> </w:t>
+      </w:r>
+      <w:r>
+        <w:t xml:space="preserve">company letterhead, PO number and revision, supplier and site address, ship-to and bill-to, buyer contact,</w:t>
+      </w:r>
+      <w:r>
+        <w:t xml:space="preserve"> </w:t>
+      </w:r>
+      <w:r>
+        <w:t xml:space="preserve">lines with schedules, tax estimate, total, payment terms and</w:t>
+      </w:r>
+      <w:r>
+        <w:t xml:space="preserve"> </w:t>
+      </w:r>
+      <w:r>
+        <w:rPr>
+          <w:rStyle w:val="VerbatimChar"/>
+        </w:rPr>
+        <w:t xml:space="preserve">PO_TERMS_TEXT</w:t>
+      </w:r>
+      <w:r>
+        <w:t xml:space="preserve">. The page uploads it as a</w:t>
+      </w:r>
+      <w:r>
+        <w:t xml:space="preserve"> </w:t>
+      </w:r>
+      <w:r>
+        <w:rPr>
+          <w:rStyle w:val="VerbatimChar"/>
+        </w:rPr>
+        <w:t xml:space="preserve">RR_PO_ATTACHMENTS</w:t>
+      </w:r>
+      <w:r>
+        <w:t xml:space="preserve"> </w:t>
+      </w:r>
+      <w:r>
+        <w:t xml:space="preserve">row, then calls</w:t>
+      </w:r>
+      <w:r>
+        <w:t xml:space="preserve"> </w:t>
+      </w:r>
+      <w:r>
+        <w:rPr>
+          <w:rStyle w:val="VerbatimChar"/>
+        </w:rPr>
+        <w:t xml:space="preserve">RR_PO_DOC_PKG.COMMUNICATE</w:t>
+      </w:r>
+      <w:r>
+        <w:t xml:space="preserve"> </w:t>
+      </w:r>
+      <w:r>
+        <w:t xml:space="preserve">which emails it through the existing server-side</w:t>
+      </w:r>
+      <w:r>
+        <w:t xml:space="preserve"> </w:t>
+      </w:r>
+      <w:r>
+        <w:t xml:space="preserve">mail service and logs</w:t>
+      </w:r>
+      <w:r>
+        <w:t xml:space="preserve"> </w:t>
+      </w:r>
+      <w:r>
+        <w:rPr>
+          <w:rStyle w:val="VerbatimChar"/>
+        </w:rPr>
+        <w:t xml:space="preserve">RR_PO_COMMUNICATIONS</w:t>
+      </w:r>
+      <w:r>
+        <w:t xml:space="preserve">. Revised POs print "Revision n" and a change summary.</w:t>
       </w:r>
     </w:p>
     <w:bookmarkEnd w:id="49"/>
-    <w:bookmarkStart w:id="50" w:name="X2f92396701e35bf5d06994996774d5b93d996f7"/>
+    <w:bookmarkEnd w:id="50"/>
+    <w:bookmarkStart w:id="51" w:name="Xc87e725d7369a1d9d0f86fa43ceed1e8047ca50"/>
+    <w:p>
+      <w:pPr>
+        <w:pStyle w:val="Heading3"/>
+      </w:pPr>
+      <w:r>
+        <w:t xml:space="preserve">6.3 Autocreate (requisition → PO)</w:t>
+      </w:r>
+    </w:p>
+    <w:p>
+      <w:pPr>
+        <w:pStyle w:val="FirstParagraph"/>
+      </w:pPr>
+      <w:r>
+        <w:t xml:space="preserve">The buyer workbench lists approved, unassigned-to-PO requisition lines for the buyer's BUs. The buyer selects lines,</w:t>
+      </w:r>
+      <w:r>
+        <w:t xml:space="preserve"> </w:t>
+      </w:r>
+      <w:r>
+        <w:t xml:space="preserve">sets or confirms the supplier, site and price, and creates POs:</w:t>
+      </w:r>
+    </w:p>
+    <w:p>
+      <w:pPr>
+        <w:pStyle w:val="SourceCode"/>
+      </w:pPr>
+      <w:r>
+        <w:rPr>
+          <w:rStyle w:val="VerbatimChar"/>
+        </w:rPr>
+        <w:t xml:space="preserve"> group key  = BU + supplier + supplier site + currency + ship-to   → one PO per group</w:t>
+      </w:r>
+      <w:r>
+        <w:br/>
+      </w:r>
+      <w:r>
+        <w:rPr>
+          <w:rStyle w:val="VerbatimChar"/>
+        </w:rPr>
+        <w:t xml:space="preserve"> lines      = one PO line per requisition line; requisition lines with the same item/description,</w:t>
+      </w:r>
+      <w:r>
+        <w:br/>
+      </w:r>
+      <w:r>
+        <w:rPr>
+          <w:rStyle w:val="VerbatimChar"/>
+        </w:rPr>
+        <w:t xml:space="preserve">              UOM, price and need-by may be combined into one PO line (option on the workbench)</w:t>
+      </w:r>
+      <w:r>
+        <w:br/>
+      </w:r>
+      <w:r>
+        <w:rPr>
+          <w:rStyle w:val="VerbatimChar"/>
+        </w:rPr>
+        <w:t xml:space="preserve"> schedules  = one per requisition line (need-by, deliver-to)</w:t>
+      </w:r>
+      <w:r>
+        <w:br/>
+      </w:r>
+      <w:r>
+        <w:rPr>
+          <w:rStyle w:val="VerbatimChar"/>
+        </w:rPr>
+        <w:t xml:space="preserve"> dists      = copied 1:1 from requisition distributions (REQ_DISTRIBUTION_ID kept)</w:t>
+      </w:r>
+      <w:r>
+        <w:br/>
+      </w:r>
+      <w:r>
+        <w:rPr>
+          <w:rStyle w:val="VerbatimChar"/>
+        </w:rPr>
+        <w:t xml:space="preserve"> status     = INCOMPLETE (buyer reviews, then submits)   — or submitted immediately in AUTO mode</w:t>
+      </w:r>
+    </w:p>
+    <w:p>
+      <w:pPr>
+        <w:pStyle w:val="FirstParagraph"/>
+      </w:pPr>
+      <w:r>
+        <w:rPr>
+          <w:rStyle w:val="VerbatimChar"/>
+        </w:rPr>
+        <w:t xml:space="preserve">AUTOCREATE_MODE = AUTO</w:t>
+      </w:r>
+      <w:r>
+        <w:t xml:space="preserve"> </w:t>
+      </w:r>
+      <w:r>
+        <w:t xml:space="preserve">creates and submits POs without a buyer step for approved catalog lines that have a</w:t>
+      </w:r>
+      <w:r>
+        <w:t xml:space="preserve"> </w:t>
+      </w:r>
+      <w:r>
+        <w:t xml:space="preserve">preferred supplier and site and a list price; anything else falls back to the workbench.</w:t>
+      </w:r>
+    </w:p>
+    <w:bookmarkEnd w:id="51"/>
+    <w:bookmarkStart w:id="52" w:name="X2f92396701e35bf5d06994996774d5b93d996f7"/>
     <w:p>
       <w:pPr>
         <w:pStyle w:val="Heading3"/>
@@ -33123,8 +34783,8 @@
         <w:t xml:space="preserve">, re-communicate.</w:t>
       </w:r>
     </w:p>
-    <w:bookmarkEnd w:id="50"/>
-    <w:bookmarkStart w:id="54" w:name="X13905e258c443fad78376cbb06a1d9e29480666"/>
+    <w:bookmarkEnd w:id="52"/>
+    <w:bookmarkStart w:id="56" w:name="X13905e258c443fad78376cbb06a1d9e29480666"/>
     <w:p>
       <w:pPr>
         <w:pStyle w:val="Heading3"/>
@@ -33133,7 +34793,7 @@
         <w:t xml:space="preserve">6.5 Receiving</w:t>
       </w:r>
     </w:p>
-    <w:bookmarkStart w:id="51" w:name="X74ac7932223b90eaa1dd27f596c5aab9b89c8e1"/>
+    <w:bookmarkStart w:id="53" w:name="X74ac7932223b90eaa1dd27f596c5aab9b89c8e1"/>
     <w:p>
       <w:pPr>
         <w:pStyle w:val="Heading4"/>
@@ -33161,7 +34821,7 @@
         <w:pStyle w:val="Compact"/>
         <w:numPr>
           <w:ilvl w:val="0"/>
-          <w:numId w:val="1007"/>
+          <w:numId w:val="1009"/>
         </w:numPr>
       </w:pPr>
       <w:r>
@@ -33206,7 +34866,7 @@
         <w:pStyle w:val="Compact"/>
         <w:numPr>
           <w:ilvl w:val="0"/>
-          <w:numId w:val="1007"/>
+          <w:numId w:val="1009"/>
         </w:numPr>
       </w:pPr>
       <w:r>
@@ -33233,7 +34893,7 @@
         <w:pStyle w:val="Compact"/>
         <w:numPr>
           <w:ilvl w:val="0"/>
-          <w:numId w:val="1007"/>
+          <w:numId w:val="1009"/>
         </w:numPr>
       </w:pPr>
       <w:r>
@@ -33293,7 +34953,7 @@
         <w:pStyle w:val="Compact"/>
         <w:numPr>
           <w:ilvl w:val="0"/>
-          <w:numId w:val="1007"/>
+          <w:numId w:val="1009"/>
         </w:numPr>
       </w:pPr>
       <w:r>
@@ -33410,7 +35070,7 @@
         <w:pStyle w:val="Compact"/>
         <w:numPr>
           <w:ilvl w:val="0"/>
-          <w:numId w:val="1007"/>
+          <w:numId w:val="1009"/>
         </w:numPr>
       </w:pPr>
       <w:r>
@@ -33461,15 +35121,15 @@
         <w:pStyle w:val="Compact"/>
         <w:numPr>
           <w:ilvl w:val="0"/>
-          <w:numId w:val="1007"/>
+          <w:numId w:val="1009"/>
         </w:numPr>
       </w:pPr>
       <w:r>
         <w:t xml:space="preserve">Closure roll-up (6.8). Notify the requester ("Your order PO-… has been received").</w:t>
       </w:r>
     </w:p>
-    <w:bookmarkEnd w:id="51"/>
-    <w:bookmarkStart w:id="52" w:name="Xb378b15e05483facba7b05163d0eb3bf6eafffd"/>
+    <w:bookmarkEnd w:id="53"/>
+    <w:bookmarkStart w:id="54" w:name="Xb378b15e05483facba7b05163d0eb3bf6eafffd"/>
     <w:p>
       <w:pPr>
         <w:pStyle w:val="Heading4"/>
@@ -33519,8 +35179,8 @@
         <w:t xml:space="preserve">raises a debit memo (existing AP credit-memo flow, matched to the PO with negative quantity).</w:t>
       </w:r>
     </w:p>
-    <w:bookmarkEnd w:id="52"/>
-    <w:bookmarkStart w:id="53" w:name="Xcc0225a13f736107d90cc41d29e89ab1d74b5a8"/>
+    <w:bookmarkEnd w:id="54"/>
+    <w:bookmarkStart w:id="55" w:name="Xcc0225a13f736107d90cc41d29e89ab1d74b5a8"/>
     <w:p>
       <w:pPr>
         <w:pStyle w:val="Heading4"/>
@@ -33558,9 +35218,9 @@
         <w:t xml:space="preserve">positive corrections obey the over-receipt rule. Accounting as a receipt or return.</w:t>
       </w:r>
     </w:p>
-    <w:bookmarkEnd w:id="53"/>
-    <w:bookmarkEnd w:id="54"/>
-    <w:bookmarkStart w:id="59" w:name="Xe70f002509e5d19bd74bc61891559d2cf12736d"/>
+    <w:bookmarkEnd w:id="55"/>
+    <w:bookmarkEnd w:id="56"/>
+    <w:bookmarkStart w:id="61" w:name="Xe70f002509e5d19bd74bc61891559d2cf12736d"/>
     <w:p>
       <w:pPr>
         <w:pStyle w:val="Heading3"/>
@@ -33569,7 +35229,7 @@
         <w:t xml:space="preserve">6.6 Invoice matching (in Payables)</w:t>
       </w:r>
     </w:p>
-    <w:bookmarkStart w:id="55" w:name="Xb7cee08398d31c58ee47290ebb915948959a79e"/>
+    <w:bookmarkStart w:id="57" w:name="Xb7cee08398d31c58ee47290ebb915948959a79e"/>
     <w:p>
       <w:pPr>
         <w:pStyle w:val="Heading4"/>
@@ -33616,7 +35276,7 @@
         <w:pStyle w:val="Compact"/>
         <w:numPr>
           <w:ilvl w:val="0"/>
-          <w:numId w:val="1008"/>
+          <w:numId w:val="1010"/>
         </w:numPr>
       </w:pPr>
       <w:r>
@@ -33635,7 +35295,7 @@
         <w:pStyle w:val="Compact"/>
         <w:numPr>
           <w:ilvl w:val="0"/>
-          <w:numId w:val="1008"/>
+          <w:numId w:val="1010"/>
         </w:numPr>
       </w:pPr>
       <w:r>
@@ -33842,8 +35502,8 @@
         <w:t xml:space="preserve">Freight or miscellaneous charges on the invoice that are not on the PO are entered as normal non-matched AP lines.</w:t>
       </w:r>
     </w:p>
-    <w:bookmarkEnd w:id="55"/>
-    <w:bookmarkStart w:id="56" w:name="Xb69e9409f8e32ef5bf5339fc60947edf67efc1e"/>
+    <w:bookmarkEnd w:id="57"/>
+    <w:bookmarkStart w:id="58" w:name="Xb69e9409f8e32ef5bf5339fc60947edf67efc1e"/>
     <w:p>
       <w:pPr>
         <w:pStyle w:val="Heading4"/>
@@ -33922,8 +35582,8 @@
         <w:t xml:space="preserve">holds for every failing condition:</w:t>
       </w:r>
     </w:p>
-    <w:bookmarkEnd w:id="56"/>
-    <w:bookmarkStart w:id="57" w:name="X175a80368a35da6e7dd4016665f45aee9d0f3fa"/>
+    <w:bookmarkEnd w:id="58"/>
+    <w:bookmarkStart w:id="59" w:name="X175a80368a35da6e7dd4016665f45aee9d0f3fa"/>
     <w:p>
       <w:pPr>
         <w:pStyle w:val="Heading4"/>
@@ -34415,8 +36075,8 @@
         <w:t xml:space="preserve">on unreleased holds.</w:t>
       </w:r>
     </w:p>
-    <w:bookmarkEnd w:id="57"/>
-    <w:bookmarkStart w:id="58" w:name="Xef3417f1819c3f48e3695c3f347fe5989e2838f"/>
+    <w:bookmarkEnd w:id="59"/>
+    <w:bookmarkStart w:id="60" w:name="Xef3417f1819c3f48e3695c3f347fe5989e2838f"/>
     <w:p>
       <w:pPr>
         <w:pStyle w:val="Heading4"/>
@@ -34506,9 +36166,9 @@
         <w:t xml:space="preserve">stays at the PO value; this is configurable (open decision D6).</w:t>
       </w:r>
     </w:p>
-    <w:bookmarkEnd w:id="58"/>
-    <w:bookmarkEnd w:id="59"/>
-    <w:bookmarkStart w:id="63" w:name="X45966d6a8ce20dd5c48dd904b3e2f9af6015ff3"/>
+    <w:bookmarkEnd w:id="60"/>
+    <w:bookmarkEnd w:id="61"/>
+    <w:bookmarkStart w:id="65" w:name="X45966d6a8ce20dd5c48dd904b3e2f9af6015ff3"/>
     <w:p>
       <w:pPr>
         <w:pStyle w:val="Heading3"/>
@@ -34517,7 +36177,7 @@
         <w:t xml:space="preserve">6.7 Accruals</w:t>
       </w:r>
     </w:p>
-    <w:bookmarkStart w:id="60" w:name="X9bf7e3ae7ecaa03b272aa935fe8c8252463a964"/>
+    <w:bookmarkStart w:id="62" w:name="X9bf7e3ae7ecaa03b272aa935fe8c8252463a964"/>
     <w:p>
       <w:pPr>
         <w:pStyle w:val="Heading4"/>
@@ -34586,8 +36246,8 @@
         <w:t xml:space="preserve">GL balance of the accrual account — the reconciliation report shows both and the difference.</w:t>
       </w:r>
     </w:p>
-    <w:bookmarkEnd w:id="60"/>
-    <w:bookmarkStart w:id="61" w:name="Xb37226539aa202d7016c82d787ea7025295a85c"/>
+    <w:bookmarkEnd w:id="62"/>
+    <w:bookmarkStart w:id="63" w:name="Xb37226539aa202d7016c82d787ea7025295a85c"/>
     <w:p>
       <w:pPr>
         <w:pStyle w:val="Heading4"/>
@@ -34699,8 +36359,8 @@
         <w:t xml:space="preserve">the period closes (creates reversing entries).</w:t>
       </w:r>
     </w:p>
-    <w:bookmarkEnd w:id="61"/>
-    <w:bookmarkStart w:id="62" w:name="Xc8dd46e6071bd5297a3d61252af0ab6d5005bf3"/>
+    <w:bookmarkEnd w:id="63"/>
+    <w:bookmarkStart w:id="64" w:name="Xc8dd46e6071bd5297a3d61252af0ab6d5005bf3"/>
     <w:p>
       <w:pPr>
         <w:pStyle w:val="Heading4"/>
@@ -34765,9 +36425,9 @@
         <w:t xml:space="preserve">finally closed.</w:t>
       </w:r>
     </w:p>
-    <w:bookmarkEnd w:id="62"/>
-    <w:bookmarkEnd w:id="63"/>
-    <w:bookmarkStart w:id="64" w:name="X9bec0e544c550c94fc5f5e43ebb0591d3ed34c7"/>
+    <w:bookmarkEnd w:id="64"/>
+    <w:bookmarkEnd w:id="65"/>
+    <w:bookmarkStart w:id="66" w:name="X9bec0e544c550c94fc5f5e43ebb0591d3ed34c7"/>
     <w:p>
       <w:pPr>
         <w:pStyle w:val="Heading3"/>
@@ -34975,7 +36635,7 @@
         <w:pStyle w:val="Compact"/>
         <w:numPr>
           <w:ilvl w:val="0"/>
-          <w:numId w:val="1009"/>
+          <w:numId w:val="1011"/>
         </w:numPr>
       </w:pPr>
       <w:r>
@@ -34997,7 +36657,7 @@
         <w:pStyle w:val="Compact"/>
         <w:numPr>
           <w:ilvl w:val="0"/>
-          <w:numId w:val="1009"/>
+          <w:numId w:val="1011"/>
         </w:numPr>
       </w:pPr>
       <w:r>
@@ -35046,7 +36706,7 @@
         <w:pStyle w:val="Compact"/>
         <w:numPr>
           <w:ilvl w:val="0"/>
-          <w:numId w:val="1009"/>
+          <w:numId w:val="1011"/>
         </w:numPr>
       </w:pPr>
       <w:r>
@@ -35093,8 +36753,8 @@
         <w:t xml:space="preserve">) or cancelled.</w:t>
       </w:r>
     </w:p>
-    <w:bookmarkEnd w:id="64"/>
-    <w:bookmarkStart w:id="65" w:name="X56f26c0d7356d81c8819a0ee2fefc7cc27bdef6"/>
+    <w:bookmarkEnd w:id="66"/>
+    <w:bookmarkStart w:id="67" w:name="X56f26c0d7356d81c8819a0ee2fefc7cc27bdef6"/>
     <w:p>
       <w:pPr>
         <w:pStyle w:val="Heading3"/>
@@ -35183,8 +36843,8 @@
         <w:t xml:space="preserve">, so enabling Phase 3 needs no change to the requisition or PO code paths.</w:t>
       </w:r>
     </w:p>
-    <w:bookmarkEnd w:id="65"/>
-    <w:bookmarkStart w:id="66" w:name="X6478053954b81e2c7bb6e4f766806911468f1ab"/>
+    <w:bookmarkEnd w:id="67"/>
+    <w:bookmarkStart w:id="68" w:name="X6478053954b81e2c7bb6e4f766806911468f1ab"/>
     <w:p>
       <w:pPr>
         <w:pStyle w:val="Heading3"/>
@@ -35535,7 +37195,7 @@
         <w:pStyle w:val="Compact"/>
         <w:numPr>
           <w:ilvl w:val="0"/>
-          <w:numId w:val="1010"/>
+          <w:numId w:val="1012"/>
         </w:numPr>
       </w:pPr>
       <w:r>
@@ -35622,7 +37282,7 @@
         <w:pStyle w:val="Compact"/>
         <w:numPr>
           <w:ilvl w:val="0"/>
-          <w:numId w:val="1010"/>
+          <w:numId w:val="1012"/>
         </w:numPr>
       </w:pPr>
       <w:r>
@@ -35737,9 +37397,9 @@
         </w:pict>
       </w:r>
     </w:p>
-    <w:bookmarkEnd w:id="66"/>
-    <w:bookmarkEnd w:id="67"/>
-    <w:bookmarkStart w:id="73" w:name="Xee16378cffced6e785bd16f87ee9dfeacb774b3"/>
+    <w:bookmarkEnd w:id="68"/>
+    <w:bookmarkEnd w:id="69"/>
+    <w:bookmarkStart w:id="75" w:name="Xee16378cffced6e785bd16f87ee9dfeacb774b3"/>
     <w:p>
       <w:pPr>
         <w:pStyle w:val="Heading2"/>
@@ -35748,7 +37408,7 @@
         <w:t xml:space="preserve">7. Accounting</w:t>
       </w:r>
     </w:p>
-    <w:bookmarkStart w:id="68" w:name="X3f1d3c28910691dc4ab8555b9aa8b71a33cf446"/>
+    <w:bookmarkStart w:id="70" w:name="X3f1d3c28910691dc4ab8555b9aa8b71a33cf446"/>
     <w:p>
       <w:pPr>
         <w:pStyle w:val="Heading3"/>
@@ -36081,8 +37741,8 @@
         </w:tc>
       </w:tr>
     </w:tbl>
-    <w:bookmarkEnd w:id="68"/>
-    <w:bookmarkStart w:id="69" w:name="Xc8ee5079d522aebeb1173f2fb00416d9f4dfda0"/>
+    <w:bookmarkEnd w:id="70"/>
+    <w:bookmarkStart w:id="71" w:name="Xc8ee5079d522aebeb1173f2fb00416d9f4dfda0"/>
     <w:p>
       <w:pPr>
         <w:pStyle w:val="Heading3"/>
@@ -36786,8 +38446,8 @@
         <w:t xml:space="preserve">the existing GL journal guard.</w:t>
       </w:r>
     </w:p>
-    <w:bookmarkEnd w:id="69"/>
-    <w:bookmarkStart w:id="70" w:name="Xdaecf1fcd75203a392ced5dfff33a55b2110be0"/>
+    <w:bookmarkEnd w:id="71"/>
+    <w:bookmarkStart w:id="72" w:name="Xdaecf1fcd75203a392ced5dfff33a55b2110be0"/>
     <w:p>
       <w:pPr>
         <w:pStyle w:val="Heading3"/>
@@ -37621,8 +39281,8 @@
         </w:tc>
       </w:tr>
     </w:tbl>
-    <w:bookmarkEnd w:id="70"/>
-    <w:bookmarkStart w:id="71" w:name="X14f2e63473d70a1aa02aaba145a8a0d39776952"/>
+    <w:bookmarkEnd w:id="72"/>
+    <w:bookmarkStart w:id="73" w:name="X14f2e63473d70a1aa02aaba145a8a0d39776952"/>
     <w:p>
       <w:pPr>
         <w:pStyle w:val="Heading3"/>
@@ -38315,8 +39975,8 @@
         <w:t xml:space="preserve">holds.</w:t>
       </w:r>
     </w:p>
-    <w:bookmarkEnd w:id="71"/>
-    <w:bookmarkStart w:id="72" w:name="X94b54bd20b6f2afc6f1cea0c574a33d95b38319"/>
+    <w:bookmarkEnd w:id="73"/>
+    <w:bookmarkStart w:id="74" w:name="X94b54bd20b6f2afc6f1cea0c574a33d95b38319"/>
     <w:p>
       <w:pPr>
         <w:pStyle w:val="Heading3"/>
@@ -38330,7 +39990,7 @@
         <w:pStyle w:val="Compact"/>
         <w:numPr>
           <w:ilvl w:val="0"/>
-          <w:numId w:val="1011"/>
+          <w:numId w:val="1013"/>
         </w:numPr>
       </w:pPr>
       <w:r>
@@ -38391,7 +40051,7 @@
         <w:pStyle w:val="Compact"/>
         <w:numPr>
           <w:ilvl w:val="0"/>
-          <w:numId w:val="1011"/>
+          <w:numId w:val="1013"/>
         </w:numPr>
       </w:pPr>
       <w:r>
@@ -38410,7 +40070,7 @@
         <w:pStyle w:val="Compact"/>
         <w:numPr>
           <w:ilvl w:val="0"/>
-          <w:numId w:val="1011"/>
+          <w:numId w:val="1013"/>
         </w:numPr>
       </w:pPr>
       <w:r>
@@ -38431,9 +40091,9 @@
         </w:pict>
       </w:r>
     </w:p>
-    <w:bookmarkEnd w:id="72"/>
-    <w:bookmarkEnd w:id="73"/>
-    <w:bookmarkStart w:id="74" w:name="X20f204445bdbe0ad27fcc68786ade6cf3450106"/>
+    <w:bookmarkEnd w:id="74"/>
+    <w:bookmarkEnd w:id="75"/>
+    <w:bookmarkStart w:id="76" w:name="X20f204445bdbe0ad27fcc68786ade6cf3450106"/>
     <w:p>
       <w:pPr>
         <w:pStyle w:val="Heading2"/>
@@ -38692,6 +40352,88 @@
               <w:rPr>
                 <w:sz w:val="17"/>
               </w:rPr>
+              <w:t xml:space="preserve">Create purchase orders directly (6.2.0)</w:t>
+            </w:r>
+          </w:p>
+        </w:tc>
+        <w:tc>
+          <w:tcPr/>
+          <w:p>
+            <w:pPr>
+              <w:pStyle w:val="Compact"/>
+            </w:pPr>
+          </w:p>
+        </w:tc>
+        <w:tc>
+          <w:tcPr/>
+          <w:p>
+            <w:pPr>
+              <w:pStyle w:val="Compact"/>
+            </w:pPr>
+            <w:r>
+              <w:rPr>
+                <w:sz w:val="17"/>
+              </w:rPr>
+              <w:t xml:space="preserve">✓</w:t>
+            </w:r>
+          </w:p>
+        </w:tc>
+        <w:tc>
+          <w:tcPr/>
+          <w:p>
+            <w:pPr>
+              <w:pStyle w:val="Compact"/>
+            </w:pPr>
+          </w:p>
+        </w:tc>
+        <w:tc>
+          <w:tcPr/>
+          <w:p>
+            <w:pPr>
+              <w:pStyle w:val="Compact"/>
+            </w:pPr>
+            <w:r>
+              <w:rPr>
+                <w:sz w:val="17"/>
+              </w:rPr>
+              <w:t xml:space="preserve">✓</w:t>
+            </w:r>
+          </w:p>
+        </w:tc>
+        <w:tc>
+          <w:tcPr/>
+          <w:p>
+            <w:pPr>
+              <w:pStyle w:val="Compact"/>
+            </w:pPr>
+          </w:p>
+        </w:tc>
+        <w:tc>
+          <w:tcPr/>
+          <w:p>
+            <w:pPr>
+              <w:pStyle w:val="Compact"/>
+            </w:pPr>
+            <w:r>
+              <w:rPr>
+                <w:sz w:val="17"/>
+              </w:rPr>
+              <w:t xml:space="preserve">✓</w:t>
+            </w:r>
+          </w:p>
+        </w:tc>
+      </w:tr>
+      <w:tr>
+        <w:tc>
+          <w:tcPr/>
+          <w:p>
+            <w:pPr>
+              <w:pStyle w:val="Compact"/>
+            </w:pPr>
+            <w:r>
+              <w:rPr>
+                <w:sz w:val="17"/>
+              </w:rPr>
               <w:t xml:space="preserve">Requisition on behalf of others</w:t>
             </w:r>
           </w:p>
@@ -39432,7 +41174,7 @@
         <w:pStyle w:val="Compact"/>
         <w:numPr>
           <w:ilvl w:val="0"/>
-          <w:numId w:val="1012"/>
+          <w:numId w:val="1014"/>
         </w:numPr>
       </w:pPr>
       <w:r>
@@ -39477,7 +41219,7 @@
         <w:pStyle w:val="Compact"/>
         <w:numPr>
           <w:ilvl w:val="0"/>
-          <w:numId w:val="1012"/>
+          <w:numId w:val="1014"/>
         </w:numPr>
       </w:pPr>
       <w:r>
@@ -39495,7 +41237,7 @@
         <w:pStyle w:val="Compact"/>
         <w:numPr>
           <w:ilvl w:val="0"/>
-          <w:numId w:val="1012"/>
+          <w:numId w:val="1014"/>
         </w:numPr>
       </w:pPr>
       <w:r>
@@ -39533,8 +41275,8 @@
         </w:pict>
       </w:r>
     </w:p>
-    <w:bookmarkEnd w:id="74"/>
-    <w:bookmarkStart w:id="79" w:name="X6833d20f47a3203100ecde812bcc5408679f8f2"/>
+    <w:bookmarkEnd w:id="76"/>
+    <w:bookmarkStart w:id="81" w:name="X6833d20f47a3203100ecde812bcc5408679f8f2"/>
     <w:p>
       <w:pPr>
         <w:pStyle w:val="Heading2"/>
@@ -39551,7 +41293,7 @@
         <w:t xml:space="preserve">Identical to the Inventory RD section 13: no per-feature ORDS endpoints. Two gateways, all logic in packages.</w:t>
       </w:r>
     </w:p>
-    <w:bookmarkStart w:id="75" w:name="Xf61e1b825d17b552ddee70921ecddb1c2150524"/>
+    <w:bookmarkStart w:id="77" w:name="Xf61e1b825d17b552ddee70921ecddb1c2150524"/>
     <w:p>
       <w:pPr>
         <w:pStyle w:val="Heading3"/>
@@ -40048,8 +41790,8 @@
         </w:tc>
       </w:tr>
     </w:tbl>
-    <w:bookmarkEnd w:id="75"/>
-    <w:bookmarkStart w:id="76" w:name="Xa55fc1e68cb43b7a5df3fd015d901adda8872f9"/>
+    <w:bookmarkEnd w:id="77"/>
+    <w:bookmarkStart w:id="78" w:name="Xa55fc1e68cb43b7a5df3fd015d901adda8872f9"/>
     <w:p>
       <w:pPr>
         <w:pStyle w:val="Heading3"/>
@@ -40269,8 +42011,8 @@
         <w:t xml:space="preserve">.</w:t>
       </w:r>
     </w:p>
-    <w:bookmarkEnd w:id="76"/>
-    <w:bookmarkStart w:id="77" w:name="X6edb47ad87f71ef13536a869247ffeea1897bfc"/>
+    <w:bookmarkEnd w:id="78"/>
+    <w:bookmarkStart w:id="79" w:name="X6edb47ad87f71ef13536a869247ffeea1897bfc"/>
     <w:p>
       <w:pPr>
         <w:pStyle w:val="Heading3"/>
@@ -40886,6 +42628,31 @@
               <w:rPr>
                 <w:sz w:val="17"/>
               </w:rPr>
+              <w:t xml:space="preserve"> </w:t>
+            </w:r>
+            <w:r>
+              <w:rPr>
+                <w:sz w:val="17"/>
+              </w:rPr>
+              <w:t xml:space="preserve">(direct PO, 6.2.0),</w:t>
+            </w:r>
+            <w:r>
+              <w:rPr>
+                <w:sz w:val="17"/>
+              </w:rPr>
+              <w:t xml:space="preserve"> </w:t>
+            </w:r>
+            <w:r>
+              <w:rPr>
+                <w:rStyle w:val="VerbatimChar"/>
+                <w:sz w:val="17"/>
+              </w:rPr>
+              <w:t xml:space="preserve">COPY_PO(p_po_header_id)</w:t>
+            </w:r>
+            <w:r>
+              <w:rPr>
+                <w:sz w:val="17"/>
+              </w:rPr>
               <w:t xml:space="preserve">,</w:t>
             </w:r>
             <w:r>
@@ -41838,8 +43605,8 @@
         </w:tc>
       </w:tr>
     </w:tbl>
-    <w:bookmarkEnd w:id="77"/>
-    <w:bookmarkStart w:id="78" w:name="X2df1c89ed5d3084034ea0a1a29796cde1bdc58c"/>
+    <w:bookmarkEnd w:id="79"/>
+    <w:bookmarkStart w:id="80" w:name="X2df1c89ed5d3084034ea0a1a29796cde1bdc58c"/>
     <w:p>
       <w:pPr>
         <w:pStyle w:val="Heading3"/>
@@ -42799,9 +44566,9 @@
         </w:pict>
       </w:r>
     </w:p>
-    <w:bookmarkEnd w:id="78"/>
-    <w:bookmarkEnd w:id="79"/>
-    <w:bookmarkStart w:id="83" w:name="Xeb8f40929042b56908f46c021b4c0e9112883b3"/>
+    <w:bookmarkEnd w:id="80"/>
+    <w:bookmarkEnd w:id="81"/>
+    <w:bookmarkStart w:id="85" w:name="Xeb8f40929042b56908f46c021b4c0e9112883b3"/>
     <w:p>
       <w:pPr>
         <w:pStyle w:val="Heading2"/>
@@ -42810,7 +44577,7 @@
         <w:t xml:space="preserve">10. Navigation and Screens</w:t>
       </w:r>
     </w:p>
-    <w:bookmarkStart w:id="80" w:name="Xa515a9d762947586ef773a153f45729b1931e88"/>
+    <w:bookmarkStart w:id="82" w:name="Xa515a9d762947586ef773a153f45729b1931e88"/>
     <w:p>
       <w:pPr>
         <w:pStyle w:val="Heading3"/>
@@ -43522,8 +45289,8 @@
         </w:tc>
       </w:tr>
     </w:tbl>
-    <w:bookmarkEnd w:id="80"/>
-    <w:bookmarkStart w:id="81" w:name="X4bfe89fd3366d6d0df7eb5ccab32ccf1788e9fa"/>
+    <w:bookmarkEnd w:id="82"/>
+    <w:bookmarkStart w:id="83" w:name="X4bfe89fd3366d6d0df7eb5ccab32ccf1788e9fa"/>
     <w:p>
       <w:pPr>
         <w:pStyle w:val="Heading3"/>
@@ -43873,8 +45640,8 @@
         <w:t xml:space="preserve">call and response.</w:t>
       </w:r>
     </w:p>
-    <w:bookmarkEnd w:id="81"/>
-    <w:bookmarkStart w:id="82" w:name="X914816a16abef00bfabf17e69ddad93fce96df5"/>
+    <w:bookmarkEnd w:id="83"/>
+    <w:bookmarkStart w:id="84" w:name="X914816a16abef00bfabf17e69ddad93fce96df5"/>
     <w:p>
       <w:pPr>
         <w:pStyle w:val="Heading3"/>
@@ -44150,9 +45917,9 @@
         </w:pict>
       </w:r>
     </w:p>
-    <w:bookmarkEnd w:id="82"/>
-    <w:bookmarkEnd w:id="83"/>
-    <w:bookmarkStart w:id="84" w:name="Xb5c02ed33e54416956ed3052f6fcfe63c2c49f7"/>
+    <w:bookmarkEnd w:id="84"/>
+    <w:bookmarkEnd w:id="85"/>
+    <w:bookmarkStart w:id="86" w:name="Xb5c02ed33e54416956ed3052f6fcfe63c2c49f7"/>
     <w:p>
       <w:pPr>
         <w:pStyle w:val="Heading2"/>
@@ -44689,8 +46456,8 @@
         </w:pict>
       </w:r>
     </w:p>
-    <w:bookmarkEnd w:id="84"/>
-    <w:bookmarkStart w:id="93" w:name="Xd20c153fb80427a9f9c3872fe1f1a9e0c43dd2d"/>
+    <w:bookmarkEnd w:id="86"/>
+    <w:bookmarkStart w:id="95" w:name="Xd20c153fb80427a9f9c3872fe1f1a9e0c43dd2d"/>
     <w:p>
       <w:pPr>
         <w:pStyle w:val="Heading2"/>
@@ -44719,7 +46486,7 @@
         <w:t xml:space="preserve">cheap checks client-side; the server is authoritative.</w:t>
       </w:r>
     </w:p>
-    <w:bookmarkStart w:id="85" w:name="Xbcd2b0e51bd568c46307d80e91f8c05cf2c0767"/>
+    <w:bookmarkStart w:id="87" w:name="Xbcd2b0e51bd568c46307d80e91f8c05cf2c0767"/>
     <w:p>
       <w:pPr>
         <w:pStyle w:val="Heading3"/>
@@ -45313,8 +47080,8 @@
         </w:tc>
       </w:tr>
     </w:tbl>
-    <w:bookmarkEnd w:id="85"/>
-    <w:bookmarkStart w:id="86" w:name="X7bc56d6cb4e559763d3974cad39d25ecfaaccea"/>
+    <w:bookmarkEnd w:id="87"/>
+    <w:bookmarkStart w:id="88" w:name="X7bc56d6cb4e559763d3974cad39d25ecfaaccea"/>
     <w:p>
       <w:pPr>
         <w:pStyle w:val="Heading3"/>
@@ -45953,8 +47720,8 @@
         </w:tc>
       </w:tr>
     </w:tbl>
-    <w:bookmarkEnd w:id="86"/>
-    <w:bookmarkStart w:id="87" w:name="X7374ae0309d712d9658d3b0775844831e40145c"/>
+    <w:bookmarkEnd w:id="88"/>
+    <w:bookmarkStart w:id="89" w:name="X7374ae0309d712d9658d3b0775844831e40145c"/>
     <w:p>
       <w:pPr>
         <w:pStyle w:val="Heading3"/>
@@ -46065,7 +47832,20 @@
               <w:rPr>
                 <w:sz w:val="17"/>
               </w:rPr>
-              <w:t xml:space="preserve">Supplier active; site active,</w:t>
+              <w:t xml:space="preserve">Supplier active (</w:t>
+            </w:r>
+            <w:r>
+              <w:rPr>
+                <w:rStyle w:val="VerbatimChar"/>
+                <w:sz w:val="17"/>
+              </w:rPr>
+              <w:t xml:space="preserve">RR_SUPPLIER_MASTER</w:t>
+            </w:r>
+            <w:r>
+              <w:rPr>
+                <w:sz w:val="17"/>
+              </w:rPr>
+              <w:t xml:space="preserve">); site active,</w:t>
             </w:r>
             <w:r>
               <w:rPr>
@@ -46084,7 +47864,45 @@
               <w:rPr>
                 <w:sz w:val="17"/>
               </w:rPr>
-              <w:t xml:space="preserve">, procurement BU = PO BU, no purchasing hold</w:t>
+              <w:t xml:space="preserve">, assigned to the PO BU (</w:t>
+            </w:r>
+            <w:r>
+              <w:rPr>
+                <w:rStyle w:val="VerbatimChar"/>
+                <w:sz w:val="17"/>
+              </w:rPr>
+              <w:t xml:space="preserve">RR_SUPPLIER_SITE_ASSIGNMENTS.CLIENT_BU_ID</w:t>
+            </w:r>
+            <w:r>
+              <w:rPr>
+                <w:sz w:val="17"/>
+              </w:rPr>
+              <w:t xml:space="preserve"> </w:t>
+            </w:r>
+            <w:r>
+              <w:rPr>
+                <w:sz w:val="17"/>
+              </w:rPr>
+              <w:t xml:space="preserve">or</w:t>
+            </w:r>
+            <w:r>
+              <w:rPr>
+                <w:sz w:val="17"/>
+              </w:rPr>
+              <w:t xml:space="preserve"> </w:t>
+            </w:r>
+            <w:r>
+              <w:rPr>
+                <w:rStyle w:val="VerbatimChar"/>
+                <w:sz w:val="17"/>
+              </w:rPr>
+              <w:t xml:space="preserve">PROCUREMENT_BU_ID</w:t>
+            </w:r>
+            <w:r>
+              <w:rPr>
+                <w:sz w:val="17"/>
+              </w:rPr>
+              <w:t xml:space="preserve">), no purchasing hold (4.10)</w:t>
             </w:r>
           </w:p>
         </w:tc>
@@ -46262,6 +48080,18 @@
             </w:pPr>
             <w:r>
               <w:rPr>
+                <w:sz w:val="17"/>
+              </w:rPr>
+              <w:t xml:space="preserve">Direct POs allowed by default; only when the BU sets</w:t>
+            </w:r>
+            <w:r>
+              <w:rPr>
+                <w:sz w:val="17"/>
+              </w:rPr>
+              <w:t xml:space="preserve"> </w:t>
+            </w:r>
+            <w:r>
+              <w:rPr>
                 <w:rStyle w:val="VerbatimChar"/>
                 <w:sz w:val="17"/>
               </w:rPr>
@@ -46277,7 +48107,7 @@
               <w:rPr>
                 <w:sz w:val="17"/>
               </w:rPr>
-              <w:t xml:space="preserve">→ manual PO only by buyers with</w:t>
+              <w:t xml:space="preserve">must a manual PO come from a buyer with</w:t>
             </w:r>
             <w:r>
               <w:rPr>
@@ -46290,7 +48120,7 @@
                 <w:rStyle w:val="VerbatimChar"/>
                 <w:sz w:val="17"/>
               </w:rPr>
-              <w:t xml:space="preserve">DIRECT_PO_ALLOWED</w:t>
+              <w:t xml:space="preserve">DIRECT_PO_ALLOWED = Y</w:t>
             </w:r>
           </w:p>
         </w:tc>
@@ -46809,8 +48639,8 @@
         </w:tc>
       </w:tr>
     </w:tbl>
-    <w:bookmarkEnd w:id="87"/>
-    <w:bookmarkStart w:id="88" w:name="X6130024b3743dd95f304e5e6a8dffc0708fb748"/>
+    <w:bookmarkEnd w:id="89"/>
+    <w:bookmarkStart w:id="90" w:name="X6130024b3743dd95f304e5e6a8dffc0708fb748"/>
     <w:p>
       <w:pPr>
         <w:pStyle w:val="Heading3"/>
@@ -47226,8 +49056,8 @@
         </w:tc>
       </w:tr>
     </w:tbl>
-    <w:bookmarkEnd w:id="88"/>
-    <w:bookmarkStart w:id="89" w:name="X725672c23e22b16c2027da733ae5451384cfb53"/>
+    <w:bookmarkEnd w:id="90"/>
+    <w:bookmarkStart w:id="91" w:name="X725672c23e22b16c2027da733ae5451384cfb53"/>
     <w:p>
       <w:pPr>
         <w:pStyle w:val="Heading3"/>
@@ -47757,8 +49587,8 @@
         </w:tc>
       </w:tr>
     </w:tbl>
-    <w:bookmarkEnd w:id="89"/>
-    <w:bookmarkStart w:id="90" w:name="Xf469f9c1ad1f2d506f4013e6e3d824a7ace301f"/>
+    <w:bookmarkEnd w:id="91"/>
+    <w:bookmarkStart w:id="92" w:name="Xf469f9c1ad1f2d506f4013e6e3d824a7ace301f"/>
     <w:p>
       <w:pPr>
         <w:pStyle w:val="Heading3"/>
@@ -48348,8 +50178,8 @@
         </w:tc>
       </w:tr>
     </w:tbl>
-    <w:bookmarkEnd w:id="90"/>
-    <w:bookmarkStart w:id="91" w:name="X1c5907218f8c4b65808b7e08ebd6c27b6221f85"/>
+    <w:bookmarkEnd w:id="92"/>
+    <w:bookmarkStart w:id="93" w:name="X1c5907218f8c4b65808b7e08ebd6c27b6221f85"/>
     <w:p>
       <w:pPr>
         <w:pStyle w:val="Heading3"/>
@@ -48731,8 +50561,8 @@
         </w:tc>
       </w:tr>
     </w:tbl>
-    <w:bookmarkEnd w:id="91"/>
-    <w:bookmarkStart w:id="92" w:name="X5c0e5afbd65109f64112e6ac8a209e913e82621"/>
+    <w:bookmarkEnd w:id="93"/>
+    <w:bookmarkStart w:id="94" w:name="X5c0e5afbd65109f64112e6ac8a209e913e82621"/>
     <w:p>
       <w:pPr>
         <w:pStyle w:val="Heading3"/>
@@ -48971,9 +50801,9 @@
         </w:pict>
       </w:r>
     </w:p>
-    <w:bookmarkEnd w:id="92"/>
-    <w:bookmarkEnd w:id="93"/>
-    <w:bookmarkStart w:id="94" w:name="X3d744977d9721bfe2e7e06473c07f846b8f44f3"/>
+    <w:bookmarkEnd w:id="94"/>
+    <w:bookmarkEnd w:id="95"/>
+    <w:bookmarkStart w:id="96" w:name="X3d744977d9721bfe2e7e06473c07f846b8f44f3"/>
     <w:p>
       <w:pPr>
         <w:pStyle w:val="Heading2"/>
@@ -48987,7 +50817,7 @@
         <w:pStyle w:val="Compact"/>
         <w:numPr>
           <w:ilvl w:val="0"/>
-          <w:numId w:val="1013"/>
+          <w:numId w:val="1015"/>
         </w:numPr>
       </w:pPr>
       <w:r>
@@ -49056,7 +50886,7 @@
         <w:pStyle w:val="Compact"/>
         <w:numPr>
           <w:ilvl w:val="0"/>
-          <w:numId w:val="1013"/>
+          <w:numId w:val="1015"/>
         </w:numPr>
       </w:pPr>
       <w:r>
@@ -49257,7 +51087,7 @@
         <w:pStyle w:val="Compact"/>
         <w:numPr>
           <w:ilvl w:val="0"/>
-          <w:numId w:val="1013"/>
+          <w:numId w:val="1015"/>
         </w:numPr>
       </w:pPr>
       <w:r>
@@ -49308,7 +51138,7 @@
         <w:pStyle w:val="Compact"/>
         <w:numPr>
           <w:ilvl w:val="0"/>
-          <w:numId w:val="1013"/>
+          <w:numId w:val="1015"/>
         </w:numPr>
       </w:pPr>
       <w:r>
@@ -49348,8 +51178,8 @@
         <w:t xml:space="preserve">.</w:t>
       </w:r>
     </w:p>
-    <w:bookmarkEnd w:id="94"/>
-    <w:bookmarkStart w:id="95" w:name="X4f35de2b16b7e29270363c824a01d8ca4f539dd"/>
+    <w:bookmarkEnd w:id="96"/>
+    <w:bookmarkStart w:id="97" w:name="X4f35de2b16b7e29270363c824a01d8ca4f539dd"/>
     <w:p>
       <w:pPr>
         <w:pStyle w:val="Heading2"/>
@@ -49966,8 +51796,8 @@
         <w:t xml:space="preserve">Each sub-phase ships as one database script plus its pages and is deployable independently.</w:t>
       </w:r>
     </w:p>
-    <w:bookmarkEnd w:id="95"/>
-    <w:bookmarkStart w:id="96" w:name="Xcb744f7863891fb6baf9addeccd5c82bf35faac"/>
+    <w:bookmarkEnd w:id="97"/>
+    <w:bookmarkStart w:id="98" w:name="Xcb744f7863891fb6baf9addeccd5c82bf35faac"/>
     <w:p>
       <w:pPr>
         <w:pStyle w:val="Heading2"/>
@@ -50222,10 +52052,242 @@
             </w:pPr>
             <w:r>
               <w:rPr>
+                <w:b/>
+                <w:bCs/>
+                <w:sz w:val="17"/>
+              </w:rPr>
+              <w:t xml:space="preserve">Decided (v1.1): no</w:t>
+            </w:r>
+            <w:r>
+              <w:rPr>
+                <w:sz w:val="17"/>
+              </w:rPr>
+              <w:t xml:space="preserve"> </w:t>
+            </w:r>
+            <w:r>
+              <w:rPr>
+                <w:sz w:val="17"/>
+              </w:rPr>
+              <w:t xml:space="preserve">— POs are created directly by default; requisitions optional per BU</w:t>
+            </w:r>
+          </w:p>
+        </w:tc>
+      </w:tr>
+      <w:tr>
+        <w:tc>
+          <w:tcPr/>
+          <w:p>
+            <w:pPr>
+              <w:pStyle w:val="Compact"/>
+            </w:pPr>
+            <w:r>
+              <w:rPr>
+                <w:sz w:val="17"/>
+              </w:rPr>
+              <w:t xml:space="preserve">D5</w:t>
+            </w:r>
+          </w:p>
+        </w:tc>
+        <w:tc>
+          <w:tcPr/>
+          <w:p>
+            <w:pPr>
+              <w:pStyle w:val="Compact"/>
+            </w:pPr>
+            <w:r>
+              <w:rPr>
+                <w:sz w:val="17"/>
+              </w:rPr>
+              <w:t xml:space="preserve">Tolerances</w:t>
+            </w:r>
+          </w:p>
+        </w:tc>
+        <w:tc>
+          <w:tcPr/>
+          <w:p>
+            <w:pPr>
+              <w:pStyle w:val="Compact"/>
+            </w:pPr>
+            <w:r>
+              <w:rPr>
+                <w:sz w:val="17"/>
+              </w:rPr>
+              <w:t xml:space="preserve">Over-receipt 0 % reject; invoice qty 0 %; invoice price 5 % or 500 AED</w:t>
+            </w:r>
+          </w:p>
+        </w:tc>
+      </w:tr>
+      <w:tr>
+        <w:tc>
+          <w:tcPr/>
+          <w:p>
+            <w:pPr>
+              <w:pStyle w:val="Compact"/>
+            </w:pPr>
+            <w:r>
+              <w:rPr>
+                <w:sz w:val="17"/>
+              </w:rPr>
+              <w:t xml:space="preserve">D6</w:t>
+            </w:r>
+          </w:p>
+        </w:tc>
+        <w:tc>
+          <w:tcPr/>
+          <w:p>
+            <w:pPr>
+              <w:pStyle w:val="Compact"/>
+            </w:pPr>
+            <w:r>
+              <w:rPr>
+                <w:sz w:val="17"/>
+              </w:rPr>
+              <w:t xml:space="preserve">ERV on period-end-accrual POs</w:t>
+            </w:r>
+          </w:p>
+        </w:tc>
+        <w:tc>
+          <w:tcPr/>
+          <w:p>
+            <w:pPr>
+              <w:pStyle w:val="Compact"/>
+            </w:pPr>
+            <w:r>
+              <w:rPr>
+                <w:sz w:val="17"/>
+              </w:rPr>
+              <w:t xml:space="preserve">Separate ERV (keeps expense at PO value)</w:t>
+            </w:r>
+          </w:p>
+        </w:tc>
+      </w:tr>
+      <w:tr>
+        <w:tc>
+          <w:tcPr/>
+          <w:p>
+            <w:pPr>
+              <w:pStyle w:val="Compact"/>
+            </w:pPr>
+            <w:r>
+              <w:rPr>
+                <w:sz w:val="17"/>
+              </w:rPr>
+              <w:t xml:space="preserve">D7</w:t>
+            </w:r>
+          </w:p>
+        </w:tc>
+        <w:tc>
+          <w:tcPr/>
+          <w:p>
+            <w:pPr>
+              <w:pStyle w:val="Compact"/>
+            </w:pPr>
+            <w:r>
+              <w:rPr>
+                <w:sz w:val="17"/>
+              </w:rPr>
+              <w:t xml:space="preserve">Non-recoverable VAT</w:t>
+            </w:r>
+          </w:p>
+        </w:tc>
+        <w:tc>
+          <w:tcPr/>
+          <w:p>
+            <w:pPr>
+              <w:pStyle w:val="Compact"/>
+            </w:pPr>
+            <w:r>
+              <w:rPr>
+                <w:sz w:val="17"/>
+              </w:rPr>
+              <w:t xml:space="preserve">Not needed now (all input VAT recoverable); add a recovery rate on tax codes if required</w:t>
+            </w:r>
+          </w:p>
+        </w:tc>
+      </w:tr>
+      <w:tr>
+        <w:tc>
+          <w:tcPr/>
+          <w:p>
+            <w:pPr>
+              <w:pStyle w:val="Compact"/>
+            </w:pPr>
+            <w:r>
+              <w:rPr>
+                <w:sz w:val="17"/>
+              </w:rPr>
+              <w:t xml:space="preserve">D8</w:t>
+            </w:r>
+          </w:p>
+        </w:tc>
+        <w:tc>
+          <w:tcPr/>
+          <w:p>
+            <w:pPr>
+              <w:pStyle w:val="Compact"/>
+            </w:pPr>
+            <w:r>
+              <w:rPr>
+                <w:sz w:val="17"/>
+              </w:rPr>
+              <w:t xml:space="preserve">Shared dispatcher with Inventory</w:t>
+            </w:r>
+          </w:p>
+        </w:tc>
+        <w:tc>
+          <w:tcPr/>
+          <w:p>
+            <w:pPr>
+              <w:pStyle w:val="Compact"/>
+            </w:pPr>
+            <w:r>
+              <w:rPr>
+                <w:sz w:val="17"/>
+              </w:rPr>
+              <w:t xml:space="preserve">Share one dispatcher with a module column if Inventory is built in the same release</w:t>
+            </w:r>
+          </w:p>
+        </w:tc>
+      </w:tr>
+      <w:tr>
+        <w:tc>
+          <w:tcPr/>
+          <w:p>
+            <w:pPr>
+              <w:pStyle w:val="Compact"/>
+            </w:pPr>
+            <w:r>
+              <w:rPr>
+                <w:sz w:val="17"/>
+              </w:rPr>
+              <w:t xml:space="preserve">D9</w:t>
+            </w:r>
+          </w:p>
+        </w:tc>
+        <w:tc>
+          <w:tcPr/>
+          <w:p>
+            <w:pPr>
+              <w:pStyle w:val="Compact"/>
+            </w:pPr>
+            <w:r>
+              <w:rPr>
+                <w:sz w:val="17"/>
+              </w:rPr>
+              <w:t xml:space="preserve">Existing Fusion</w:t>
+            </w:r>
+            <w:r>
+              <w:rPr>
+                <w:sz w:val="17"/>
+              </w:rPr>
+              <w:t xml:space="preserve"> </w:t>
+            </w:r>
+            <w:r>
+              <w:rPr>
                 <w:rStyle w:val="VerbatimChar"/>
                 <w:sz w:val="17"/>
               </w:rPr>
-              <w:t xml:space="preserve">REQUIRE_REQUISITION = Y</w:t>
+              <w:t xml:space="preserve">/procurement/*</w:t>
             </w:r>
             <w:r>
               <w:rPr>
@@ -50237,213 +52299,67 @@
               <w:rPr>
                 <w:sz w:val="17"/>
               </w:rPr>
-              <w:t xml:space="preserve">for most BUs; direct POs for nominated buyers</w:t>
-            </w:r>
-          </w:p>
-        </w:tc>
-      </w:tr>
-      <w:tr>
-        <w:tc>
-          <w:tcPr/>
-          <w:p>
-            <w:pPr>
-              <w:pStyle w:val="Compact"/>
-            </w:pPr>
-            <w:r>
-              <w:rPr>
-                <w:sz w:val="17"/>
-              </w:rPr>
-              <w:t xml:space="preserve">D5</w:t>
-            </w:r>
-          </w:p>
-        </w:tc>
-        <w:tc>
-          <w:tcPr/>
-          <w:p>
-            <w:pPr>
-              <w:pStyle w:val="Compact"/>
-            </w:pPr>
-            <w:r>
-              <w:rPr>
-                <w:sz w:val="17"/>
-              </w:rPr>
-              <w:t xml:space="preserve">Tolerances</w:t>
-            </w:r>
-          </w:p>
-        </w:tc>
-        <w:tc>
-          <w:tcPr/>
-          <w:p>
-            <w:pPr>
-              <w:pStyle w:val="Compact"/>
-            </w:pPr>
-            <w:r>
-              <w:rPr>
-                <w:sz w:val="17"/>
-              </w:rPr>
-              <w:t xml:space="preserve">Over-receipt 0 % reject; invoice qty 0 %; invoice price 5 % or 500 AED</w:t>
-            </w:r>
-          </w:p>
-        </w:tc>
-      </w:tr>
-      <w:tr>
-        <w:tc>
-          <w:tcPr/>
-          <w:p>
-            <w:pPr>
-              <w:pStyle w:val="Compact"/>
-            </w:pPr>
-            <w:r>
-              <w:rPr>
-                <w:sz w:val="17"/>
-              </w:rPr>
-              <w:t xml:space="preserve">D6</w:t>
-            </w:r>
-          </w:p>
-        </w:tc>
-        <w:tc>
-          <w:tcPr/>
-          <w:p>
-            <w:pPr>
-              <w:pStyle w:val="Compact"/>
-            </w:pPr>
-            <w:r>
-              <w:rPr>
-                <w:sz w:val="17"/>
-              </w:rPr>
-              <w:t xml:space="preserve">ERV on period-end-accrual POs</w:t>
-            </w:r>
-          </w:p>
-        </w:tc>
-        <w:tc>
-          <w:tcPr/>
-          <w:p>
-            <w:pPr>
-              <w:pStyle w:val="Compact"/>
-            </w:pPr>
-            <w:r>
-              <w:rPr>
-                <w:sz w:val="17"/>
-              </w:rPr>
-              <w:t xml:space="preserve">Separate ERV (keeps expense at PO value)</w:t>
-            </w:r>
-          </w:p>
-        </w:tc>
-      </w:tr>
-      <w:tr>
-        <w:tc>
-          <w:tcPr/>
-          <w:p>
-            <w:pPr>
-              <w:pStyle w:val="Compact"/>
-            </w:pPr>
-            <w:r>
-              <w:rPr>
-                <w:sz w:val="17"/>
-              </w:rPr>
-              <w:t xml:space="preserve">D7</w:t>
-            </w:r>
-          </w:p>
-        </w:tc>
-        <w:tc>
-          <w:tcPr/>
-          <w:p>
-            <w:pPr>
-              <w:pStyle w:val="Compact"/>
-            </w:pPr>
-            <w:r>
-              <w:rPr>
-                <w:sz w:val="17"/>
-              </w:rPr>
-              <w:t xml:space="preserve">Non-recoverable VAT</w:t>
-            </w:r>
-          </w:p>
-        </w:tc>
-        <w:tc>
-          <w:tcPr/>
-          <w:p>
-            <w:pPr>
-              <w:pStyle w:val="Compact"/>
-            </w:pPr>
-            <w:r>
-              <w:rPr>
-                <w:sz w:val="17"/>
-              </w:rPr>
-              <w:t xml:space="preserve">Not needed now (all input VAT recoverable); add a recovery rate on tax codes if required</w:t>
-            </w:r>
-          </w:p>
-        </w:tc>
-      </w:tr>
-      <w:tr>
-        <w:tc>
-          <w:tcPr/>
-          <w:p>
-            <w:pPr>
-              <w:pStyle w:val="Compact"/>
-            </w:pPr>
-            <w:r>
-              <w:rPr>
-                <w:sz w:val="17"/>
-              </w:rPr>
-              <w:t xml:space="preserve">D8</w:t>
-            </w:r>
-          </w:p>
-        </w:tc>
-        <w:tc>
-          <w:tcPr/>
-          <w:p>
-            <w:pPr>
-              <w:pStyle w:val="Compact"/>
-            </w:pPr>
-            <w:r>
-              <w:rPr>
-                <w:sz w:val="17"/>
-              </w:rPr>
-              <w:t xml:space="preserve">Shared dispatcher with Inventory</w:t>
-            </w:r>
-          </w:p>
-        </w:tc>
-        <w:tc>
-          <w:tcPr/>
-          <w:p>
-            <w:pPr>
-              <w:pStyle w:val="Compact"/>
-            </w:pPr>
-            <w:r>
-              <w:rPr>
-                <w:sz w:val="17"/>
-              </w:rPr>
-              <w:t xml:space="preserve">Share one dispatcher with a module column if Inventory is built in the same release</w:t>
-            </w:r>
-          </w:p>
-        </w:tc>
-      </w:tr>
-      <w:tr>
-        <w:tc>
-          <w:tcPr/>
-          <w:p>
-            <w:pPr>
-              <w:pStyle w:val="Compact"/>
-            </w:pPr>
-            <w:r>
-              <w:rPr>
-                <w:sz w:val="17"/>
-              </w:rPr>
-              <w:t xml:space="preserve">D9</w:t>
-            </w:r>
-          </w:p>
-        </w:tc>
-        <w:tc>
-          <w:tcPr/>
-          <w:p>
-            <w:pPr>
-              <w:pStyle w:val="Compact"/>
-            </w:pPr>
-            <w:r>
-              <w:rPr>
-                <w:sz w:val="17"/>
-              </w:rPr>
-              <w:t xml:space="preserve">Existing Fusion</w:t>
+              <w:t xml:space="preserve">screens</w:t>
+            </w:r>
+          </w:p>
+        </w:tc>
+        <w:tc>
+          <w:tcPr/>
+          <w:p>
+            <w:pPr>
+              <w:pStyle w:val="Compact"/>
+            </w:pPr>
+            <w:r>
+              <w:rPr>
+                <w:sz w:val="17"/>
+              </w:rPr>
+              <w:t xml:space="preserve">Keep during parallel run; hide per company once POs are native</w:t>
+            </w:r>
+          </w:p>
+        </w:tc>
+      </w:tr>
+      <w:tr>
+        <w:tc>
+          <w:tcPr/>
+          <w:p>
+            <w:pPr>
+              <w:pStyle w:val="Compact"/>
+            </w:pPr>
+            <w:r>
+              <w:rPr>
+                <w:sz w:val="17"/>
+              </w:rPr>
+              <w:t xml:space="preserve">D10</w:t>
+            </w:r>
+          </w:p>
+        </w:tc>
+        <w:tc>
+          <w:tcPr/>
+          <w:p>
+            <w:pPr>
+              <w:pStyle w:val="Compact"/>
+            </w:pPr>
+            <w:r>
+              <w:rPr>
+                <w:sz w:val="17"/>
+              </w:rPr>
+              <w:t xml:space="preserve">Supplier master</w:t>
+            </w:r>
+          </w:p>
+        </w:tc>
+        <w:tc>
+          <w:tcPr/>
+          <w:p>
+            <w:pPr>
+              <w:pStyle w:val="Compact"/>
+            </w:pPr>
+            <w:r>
+              <w:rPr>
+                <w:b/>
+                <w:bCs/>
+                <w:sz w:val="17"/>
+              </w:rPr>
+              <w:t xml:space="preserve">Decided (v1.1):</w:t>
             </w:r>
             <w:r>
               <w:rPr>
@@ -50453,10 +52369,22 @@
             </w:r>
             <w:r>
               <w:rPr>
+                <w:sz w:val="17"/>
+              </w:rPr>
+              <w:t xml:space="preserve">existing</w:t>
+            </w:r>
+            <w:r>
+              <w:rPr>
+                <w:sz w:val="17"/>
+              </w:rPr>
+              <w:t xml:space="preserve"> </w:t>
+            </w:r>
+            <w:r>
+              <w:rPr>
                 <w:rStyle w:val="VerbatimChar"/>
                 <w:sz w:val="17"/>
               </w:rPr>
-              <w:t xml:space="preserve">/procurement/*</w:t>
+              <w:t xml:space="preserve">RR_SUPPLIER_*</w:t>
             </w:r>
             <w:r>
               <w:rPr>
@@ -50468,72 +52396,14 @@
               <w:rPr>
                 <w:sz w:val="17"/>
               </w:rPr>
-              <w:t xml:space="preserve">screens</w:t>
-            </w:r>
-          </w:p>
-        </w:tc>
-        <w:tc>
-          <w:tcPr/>
-          <w:p>
-            <w:pPr>
-              <w:pStyle w:val="Compact"/>
-            </w:pPr>
-            <w:r>
-              <w:rPr>
-                <w:sz w:val="17"/>
-              </w:rPr>
-              <w:t xml:space="preserve">Keep during parallel run; hide per company once POs are native</w:t>
-            </w:r>
-          </w:p>
-        </w:tc>
-      </w:tr>
-      <w:tr>
-        <w:tc>
-          <w:tcPr/>
-          <w:p>
-            <w:pPr>
-              <w:pStyle w:val="Compact"/>
-            </w:pPr>
-            <w:r>
-              <w:rPr>
-                <w:sz w:val="17"/>
-              </w:rPr>
-              <w:t xml:space="preserve">D10</w:t>
-            </w:r>
-          </w:p>
-        </w:tc>
-        <w:tc>
-          <w:tcPr/>
-          <w:p>
-            <w:pPr>
-              <w:pStyle w:val="Compact"/>
-            </w:pPr>
-            <w:r>
-              <w:rPr>
-                <w:sz w:val="17"/>
-              </w:rPr>
-              <w:t xml:space="preserve">Supplier master</w:t>
-            </w:r>
-          </w:p>
-        </w:tc>
-        <w:tc>
-          <w:tcPr/>
-          <w:p>
-            <w:pPr>
-              <w:pStyle w:val="Compact"/>
-            </w:pPr>
-            <w:r>
-              <w:rPr>
-                <w:sz w:val="17"/>
-              </w:rPr>
-              <w:t xml:space="preserve">Keep Fusion sync; add Re-ERP supplier creation only if Fusion is retired</w:t>
+              <w:t xml:space="preserve">tables only (kept by the current Fusion sync); no Procurement supplier master. Re-ERP supplier creation only if Fusion is retired</w:t>
             </w:r>
           </w:p>
         </w:tc>
       </w:tr>
     </w:tbl>
-    <w:bookmarkEnd w:id="96"/>
-    <w:bookmarkStart w:id="97" w:name="Xe59125275499ebfb6c1ac76304ddfba6bf0ee59"/>
+    <w:bookmarkEnd w:id="98"/>
+    <w:bookmarkStart w:id="99" w:name="Xe59125275499ebfb6c1ac76304ddfba6bf0ee59"/>
     <w:p>
       <w:pPr>
         <w:pStyle w:val="Heading2"/>
@@ -50867,8 +52737,8 @@
         </w:pict>
       </w:r>
     </w:p>
-    <w:bookmarkEnd w:id="97"/>
-    <w:bookmarkStart w:id="98" w:name="appendix-a--executable-simulation"/>
+    <w:bookmarkEnd w:id="99"/>
+    <w:bookmarkStart w:id="100" w:name="appendix-a--executable-simulation"/>
     <w:p>
       <w:pPr>
         <w:pStyle w:val="Heading2"/>
@@ -51356,7 +53226,7 @@
         <w:t xml:space="preserve">All scenarios passed.</w:t>
       </w:r>
     </w:p>
-    <w:bookmarkEnd w:id="98"/>
+    <w:bookmarkEnd w:id="100"/>
     <w:sectPr>
       <w:footnotePr>
         <w:numRestart w:val="eachSect"/>
@@ -51699,34 +53569,7 @@
     <w:abstractNumId w:val="991"/>
   </w:num>
   <w:num w:numId="1005">
-    <w:abstractNumId w:val="99411"/>
-    <w:lvlOverride w:ilvl="0">
-      <w:startOverride w:val="1"/>
-    </w:lvlOverride>
-    <w:lvlOverride w:ilvl="1">
-      <w:startOverride w:val="1"/>
-    </w:lvlOverride>
-    <w:lvlOverride w:ilvl="2">
-      <w:startOverride w:val="1"/>
-    </w:lvlOverride>
-    <w:lvlOverride w:ilvl="3">
-      <w:startOverride w:val="1"/>
-    </w:lvlOverride>
-    <w:lvlOverride w:ilvl="4">
-      <w:startOverride w:val="1"/>
-    </w:lvlOverride>
-    <w:lvlOverride w:ilvl="5">
-      <w:startOverride w:val="1"/>
-    </w:lvlOverride>
-    <w:lvlOverride w:ilvl="6">
-      <w:startOverride w:val="1"/>
-    </w:lvlOverride>
-    <w:lvlOverride w:ilvl="7">
-      <w:startOverride w:val="1"/>
-    </w:lvlOverride>
-    <w:lvlOverride w:ilvl="8">
-      <w:startOverride w:val="1"/>
-    </w:lvlOverride>
+    <w:abstractNumId w:val="991"/>
   </w:num>
   <w:num w:numId="1006">
     <w:abstractNumId w:val="99411"/>
@@ -51789,12 +53632,6 @@
     </w:lvlOverride>
   </w:num>
   <w:num w:numId="1008">
-    <w:abstractNumId w:val="991"/>
-  </w:num>
-  <w:num w:numId="1009">
-    <w:abstractNumId w:val="991"/>
-  </w:num>
-  <w:num w:numId="1010">
     <w:abstractNumId w:val="99411"/>
     <w:lvlOverride w:ilvl="0">
       <w:startOverride w:val="1"/>
@@ -51824,13 +53661,79 @@
       <w:startOverride w:val="1"/>
     </w:lvlOverride>
   </w:num>
+  <w:num w:numId="1009">
+    <w:abstractNumId w:val="99411"/>
+    <w:lvlOverride w:ilvl="0">
+      <w:startOverride w:val="1"/>
+    </w:lvlOverride>
+    <w:lvlOverride w:ilvl="1">
+      <w:startOverride w:val="1"/>
+    </w:lvlOverride>
+    <w:lvlOverride w:ilvl="2">
+      <w:startOverride w:val="1"/>
+    </w:lvlOverride>
+    <w:lvlOverride w:ilvl="3">
+      <w:startOverride w:val="1"/>
+    </w:lvlOverride>
+    <w:lvlOverride w:ilvl="4">
+      <w:startOverride w:val="1"/>
+    </w:lvlOverride>
+    <w:lvlOverride w:ilvl="5">
+      <w:startOverride w:val="1"/>
+    </w:lvlOverride>
+    <w:lvlOverride w:ilvl="6">
+      <w:startOverride w:val="1"/>
+    </w:lvlOverride>
+    <w:lvlOverride w:ilvl="7">
+      <w:startOverride w:val="1"/>
+    </w:lvlOverride>
+    <w:lvlOverride w:ilvl="8">
+      <w:startOverride w:val="1"/>
+    </w:lvlOverride>
+  </w:num>
+  <w:num w:numId="1010">
+    <w:abstractNumId w:val="991"/>
+  </w:num>
   <w:num w:numId="1011">
     <w:abstractNumId w:val="991"/>
   </w:num>
   <w:num w:numId="1012">
+    <w:abstractNumId w:val="99411"/>
+    <w:lvlOverride w:ilvl="0">
+      <w:startOverride w:val="1"/>
+    </w:lvlOverride>
+    <w:lvlOverride w:ilvl="1">
+      <w:startOverride w:val="1"/>
+    </w:lvlOverride>
+    <w:lvlOverride w:ilvl="2">
+      <w:startOverride w:val="1"/>
+    </w:lvlOverride>
+    <w:lvlOverride w:ilvl="3">
+      <w:startOverride w:val="1"/>
+    </w:lvlOverride>
+    <w:lvlOverride w:ilvl="4">
+      <w:startOverride w:val="1"/>
+    </w:lvlOverride>
+    <w:lvlOverride w:ilvl="5">
+      <w:startOverride w:val="1"/>
+    </w:lvlOverride>
+    <w:lvlOverride w:ilvl="6">
+      <w:startOverride w:val="1"/>
+    </w:lvlOverride>
+    <w:lvlOverride w:ilvl="7">
+      <w:startOverride w:val="1"/>
+    </w:lvlOverride>
+    <w:lvlOverride w:ilvl="8">
+      <w:startOverride w:val="1"/>
+    </w:lvlOverride>
+  </w:num>
+  <w:num w:numId="1013">
     <w:abstractNumId w:val="991"/>
   </w:num>
-  <w:num w:numId="1013">
+  <w:num w:numId="1014">
+    <w:abstractNumId w:val="991"/>
+  </w:num>
+  <w:num w:numId="1015">
     <w:abstractNumId w:val="991"/>
   </w:num>
 </w:numbering>
